--- a/swh/docx/011.content.docx
+++ b/swh/docx/011.content.docx
@@ -150,26 +150,6 @@
           <w:lang w:val="sw_KE" w:bidi="sw_KE"/>
         </w:rPr>
         <w:t>I</w:t>
-      </w:r>
-      <w:r>
-        <w:rPr>
-          <w:lang w:val="sw_KE" w:bidi="sw_KE"/>
-        </w:rPr>
-      </w:r>
-    </w:p>
-    <w:p>
-      <w:pPr/>
-      <w:r>
-        <w:rPr>
-          <w:lang w:val="sw_KE" w:bidi="sw_KE"/>
-        </w:rPr>
-      </w:r>
-      <w:r>
-        <w:rPr>
-          <w:i/>
-          <w:lang w:val="sw_KE" w:bidi="sw_KE"/>
-        </w:rPr>
-        <w:t>Ibada katika Yerusalemu, Ibada Safi, Ibada ya Hekalu, Imani na Matendo Mema, Imani ndogo, Ishara za Miujiza katika injili ya Yohana</w:t>
       </w:r>
       <w:r>
         <w:rPr>

--- a/swh/docx/011.content.docx
+++ b/swh/docx/011.content.docx
@@ -19,7 +19,7 @@
         <w:rPr>
           <w:lang w:val="sw_KE" w:bidi="sw_KE"/>
         </w:rPr>
-        <w:t>Resource: Study Notes - Themes (Tyndale)</w:t>
+        <w:t>Resource: Tyndale Open Study Notes</w:t>
       </w:r>
       <w:r>
         <w:rPr>
@@ -112,7 +112,7 @@
         <w:rPr>
           <w:lang w:val="sw_KE" w:bidi="sw_KE"/>
         </w:rPr>
-        <w:t>Study Notes - Themes (Tyndale)</w:t>
+        <w:t>Tyndale Open Study Notes</w:t>
       </w:r>
     </w:p>
     <w:p>

--- a/swh/docx/011.content.docx
+++ b/swh/docx/011.content.docx
@@ -19,7 +19,7 @@
         <w:rPr>
           <w:lang w:val="sw_KE" w:bidi="sw_KE"/>
         </w:rPr>
-        <w:t>Resource: Tyndale Open Study Notes</w:t>
+        <w:t>Resource: Aquifer Open Study Notes (Themes)</w:t>
       </w:r>
       <w:r>
         <w:rPr>
@@ -112,7 +112,7 @@
         <w:rPr>
           <w:lang w:val="sw_KE" w:bidi="sw_KE"/>
         </w:rPr>
-        <w:t>Tyndale Open Study Notes</w:t>
+        <w:t>Aquifer Open Study Notes (Themes)</w:t>
       </w:r>
     </w:p>
     <w:p>

--- a/swh/docx/011.content.docx
+++ b/swh/docx/011.content.docx
@@ -233,72 +233,48 @@
         </w:rPr>
         <w:t>Daudi alipozidi kupata mafanikio, Mfalme Sauli akawa adui yake. Bwana alimkataa Sauli kwa sababu ya kutokuwa mwaminifu kama mfalme, na upako wa Roho Mtakatifu ukakaa juu ya Daudi (</w:t>
       </w:r>
-      <w:hyperlink r:id="rId13">
-        <w:r>
-          <w:rPr>
-            <w:lang w:val="sw_KE" w:bidi="sw_KE"/>
-          </w:rPr>
-          <w:rPr>
-            <w:color w:val="0000EE"/>
-            <w:u w:val="single"/>
-          </w:rPr>
-          <w:t>1 Samweli 15:1–16:14</w:t>
-        </w:r>
-      </w:hyperlink>
+      <w:r>
+        <w:rPr>
+          <w:lang w:val="sw_KE" w:bidi="sw_KE"/>
+        </w:rPr>
+        <w:t>1 Samweli 15:1–16:14</w:t>
+      </w:r>
       <w:r>
         <w:rPr>
           <w:lang w:val="sw_KE" w:bidi="sw_KE"/>
         </w:rPr>
         <w:t>). Sauli alipohitaji mtu wa kutuliza akili yake, Daudi alipiga kinubi na kumtuliza (</w:t>
       </w:r>
-      <w:hyperlink r:id="rId14">
-        <w:r>
-          <w:rPr>
-            <w:lang w:val="sw_KE" w:bidi="sw_KE"/>
-          </w:rPr>
-          <w:rPr>
-            <w:color w:val="0000EE"/>
-            <w:u w:val="single"/>
-          </w:rPr>
-          <w:t>16:15–23</w:t>
-        </w:r>
-      </w:hyperlink>
+      <w:r>
+        <w:rPr>
+          <w:lang w:val="sw_KE" w:bidi="sw_KE"/>
+        </w:rPr>
+        <w:t>16:15–23</w:t>
+      </w:r>
       <w:r>
         <w:rPr>
           <w:lang w:val="sw_KE" w:bidi="sw_KE"/>
         </w:rPr>
         <w:t>). Sauli alipohitaji mtu wa kukabiliana na tishio la Goliathi, Daudi alithibitisha kuwa shujaa kijana mwenye uwezo na mafanikio (</w:t>
       </w:r>
-      <w:hyperlink r:id="rId15">
-        <w:r>
-          <w:rPr>
-            <w:lang w:val="sw_KE" w:bidi="sw_KE"/>
-          </w:rPr>
-          <w:rPr>
-            <w:color w:val="0000EE"/>
-            <w:u w:val="single"/>
-          </w:rPr>
-          <w:t>1 Samweli 17</w:t>
-        </w:r>
-      </w:hyperlink>
+      <w:r>
+        <w:rPr>
+          <w:lang w:val="sw_KE" w:bidi="sw_KE"/>
+        </w:rPr>
+        <w:t>1 Samweli 17</w:t>
+      </w:r>
       <w:r>
         <w:rPr>
           <w:lang w:val="sw_KE" w:bidi="sw_KE"/>
         </w:rPr>
         <w:t>). Wengine walipoona Daudi na kusifu mafanikio yake, Sauli akawa na hofu na wivu (</w:t>
       </w:r>
-      <w:hyperlink r:id="rId16">
-        <w:r>
-          <w:rPr>
-            <w:lang w:val="sw_KE" w:bidi="sw_KE"/>
-          </w:rPr>
-          <w:rPr>
-            <w:color w:val="0000EE"/>
-            <w:u w:val="single"/>
-          </w:rPr>
-          <w:t>18:6–9</w:t>
-        </w:r>
-      </w:hyperlink>
+      <w:r>
+        <w:rPr>
+          <w:lang w:val="sw_KE" w:bidi="sw_KE"/>
+        </w:rPr>
+        <w:t>18:6–9</w:t>
+      </w:r>
       <w:r>
         <w:rPr>
           <w:lang w:val="sw_KE" w:bidi="sw_KE"/>
@@ -319,144 +295,96 @@
         </w:rPr>
         <w:t>Baada ya Mfalme Sauli kujaribu kumuua Daudi kwa mkuki mara mbili (</w:t>
       </w:r>
-      <w:hyperlink r:id="rId17">
-        <w:r>
-          <w:rPr>
-            <w:lang w:val="sw_KE" w:bidi="sw_KE"/>
-          </w:rPr>
-          <w:rPr>
-            <w:color w:val="0000EE"/>
-            <w:u w:val="single"/>
-          </w:rPr>
-          <w:t>1 Samweli 18:10–11</w:t>
-        </w:r>
-      </w:hyperlink>
+      <w:r>
+        <w:rPr>
+          <w:lang w:val="sw_KE" w:bidi="sw_KE"/>
+        </w:rPr>
+        <w:t>1 Samweli 18:10–11</w:t>
+      </w:r>
       <w:r>
         <w:rPr>
           <w:lang w:val="sw_KE" w:bidi="sw_KE"/>
         </w:rPr>
         <w:t>), Daudi aliendelea kumtumikia. Aliongoza kikundi cha wanajeshi wa mfalme (</w:t>
       </w:r>
-      <w:hyperlink r:id="rId18">
-        <w:r>
-          <w:rPr>
-            <w:lang w:val="sw_KE" w:bidi="sw_KE"/>
-          </w:rPr>
-          <w:rPr>
-            <w:color w:val="0000EE"/>
-            <w:u w:val="single"/>
-          </w:rPr>
-          <w:t>18:13</w:t>
-        </w:r>
-      </w:hyperlink>
+      <w:r>
+        <w:rPr>
+          <w:lang w:val="sw_KE" w:bidi="sw_KE"/>
+        </w:rPr>
+        <w:t>18:13</w:t>
+      </w:r>
       <w:r>
         <w:rPr>
           <w:lang w:val="sw_KE" w:bidi="sw_KE"/>
         </w:rPr>
         <w:t>). Alimuoa binti wa mfalme (</w:t>
       </w:r>
-      <w:hyperlink r:id="rId19">
-        <w:r>
-          <w:rPr>
-            <w:lang w:val="sw_KE" w:bidi="sw_KE"/>
-          </w:rPr>
-          <w:rPr>
-            <w:color w:val="0000EE"/>
-            <w:u w:val="single"/>
-          </w:rPr>
-          <w:t>18:17–27</w:t>
-        </w:r>
-      </w:hyperlink>
+      <w:r>
+        <w:rPr>
+          <w:lang w:val="sw_KE" w:bidi="sw_KE"/>
+        </w:rPr>
+        <w:t>18:17–27</w:t>
+      </w:r>
       <w:r>
         <w:rPr>
           <w:lang w:val="sw_KE" w:bidi="sw_KE"/>
         </w:rPr>
         <w:t>). Alipiga kinubi katika mahakama ya kifalme ya Sauli (</w:t>
       </w:r>
-      <w:hyperlink r:id="rId20">
-        <w:r>
-          <w:rPr>
-            <w:lang w:val="sw_KE" w:bidi="sw_KE"/>
-          </w:rPr>
-          <w:rPr>
-            <w:color w:val="0000EE"/>
-            <w:u w:val="single"/>
-          </w:rPr>
-          <w:t>19:7</w:t>
-        </w:r>
-      </w:hyperlink>
+      <w:r>
+        <w:rPr>
+          <w:lang w:val="sw_KE" w:bidi="sw_KE"/>
+        </w:rPr>
+        <w:t>19:7</w:t>
+      </w:r>
       <w:r>
         <w:rPr>
           <w:lang w:val="sw_KE" w:bidi="sw_KE"/>
         </w:rPr>
         <w:t xml:space="preserve">, </w:t>
       </w:r>
-      <w:hyperlink r:id="rId21">
-        <w:r>
-          <w:rPr>
-            <w:lang w:val="sw_KE" w:bidi="sw_KE"/>
-          </w:rPr>
-          <w:rPr>
-            <w:color w:val="0000EE"/>
-            <w:u w:val="single"/>
-          </w:rPr>
-          <w:t>9</w:t>
-        </w:r>
-      </w:hyperlink>
+      <w:r>
+        <w:rPr>
+          <w:lang w:val="sw_KE" w:bidi="sw_KE"/>
+        </w:rPr>
+        <w:t>9</w:t>
+      </w:r>
       <w:r>
         <w:rPr>
           <w:lang w:val="sw_KE" w:bidi="sw_KE"/>
         </w:rPr>
         <w:t>). Daudi aliendelea kufanikiwa katika kila alichofanya, jambo ambalo lilimfanya Sauli kuwa na hofu na mashaka makubwa, na alijaribu kumuua Daudi tena (</w:t>
       </w:r>
-      <w:hyperlink r:id="rId22">
-        <w:r>
-          <w:rPr>
-            <w:lang w:val="sw_KE" w:bidi="sw_KE"/>
-          </w:rPr>
-          <w:rPr>
-            <w:color w:val="0000EE"/>
-            <w:u w:val="single"/>
-          </w:rPr>
-          <w:t>19:9–11</w:t>
-        </w:r>
-      </w:hyperlink>
+      <w:r>
+        <w:rPr>
+          <w:lang w:val="sw_KE" w:bidi="sw_KE"/>
+        </w:rPr>
+        <w:t>19:9–11</w:t>
+      </w:r>
       <w:r>
         <w:rPr>
           <w:lang w:val="sw_KE" w:bidi="sw_KE"/>
         </w:rPr>
         <w:t>). Daudi alilazimika kutoroka ili kuokoa maisha yake (</w:t>
       </w:r>
-      <w:hyperlink r:id="rId23">
-        <w:r>
-          <w:rPr>
-            <w:lang w:val="sw_KE" w:bidi="sw_KE"/>
-          </w:rPr>
-          <w:rPr>
-            <w:color w:val="0000EE"/>
-            <w:u w:val="single"/>
-          </w:rPr>
-          <w:t>19:11–18</w:t>
-        </w:r>
-      </w:hyperlink>
-      <w:r>
-        <w:rPr>
-          <w:lang w:val="sw_KE" w:bidi="sw_KE"/>
-        </w:rPr>
-        <w:t xml:space="preserve">; </w:t>
-      </w:r>
-      <w:hyperlink r:id="rId24">
-        <w:r>
-          <w:rPr>
-            <w:lang w:val="sw_KE" w:bidi="sw_KE"/>
-          </w:rPr>
-          <w:rPr>
-            <w:color w:val="0000EE"/>
-            <w:u w:val="single"/>
-          </w:rPr>
-          <w:t>20:1–42</w:t>
-        </w:r>
-      </w:hyperlink>
+      <w:r>
+        <w:rPr>
+          <w:lang w:val="sw_KE" w:bidi="sw_KE"/>
+        </w:rPr>
+        <w:t>19:11–18</w:t>
+      </w:r>
+      <w:r>
+        <w:rPr>
+          <w:lang w:val="sw_KE" w:bidi="sw_KE"/>
+        </w:rPr>
+        <w:t xml:space="preserve">; </w:t>
+      </w:r>
+      <w:r>
+        <w:rPr>
+          <w:lang w:val="sw_KE" w:bidi="sw_KE"/>
+        </w:rPr>
+        <w:t>20:1–42</w:t>
+      </w:r>
       <w:r>
         <w:rPr>
           <w:lang w:val="sw_KE" w:bidi="sw_KE"/>
@@ -477,72 +405,48 @@
         </w:rPr>
         <w:t>Katika kipindi chote cha utawala wa Mfalme Sauli, Daudi alikuwa mkimbizi, akifuatwa na mfalme ambaye alikuwa amemtumikia kwa uaminifu. Hata hivyo, alikataa kumdhuru Sauli. Mara mbili, Daudi alipata fursa ya kumuua Sauli (</w:t>
       </w:r>
-      <w:hyperlink r:id="rId25">
-        <w:r>
-          <w:rPr>
-            <w:lang w:val="sw_KE" w:bidi="sw_KE"/>
-          </w:rPr>
-          <w:rPr>
-            <w:color w:val="0000EE"/>
-            <w:u w:val="single"/>
-          </w:rPr>
-          <w:t>1 Samweli 24:1–22</w:t>
-        </w:r>
-      </w:hyperlink>
-      <w:r>
-        <w:rPr>
-          <w:lang w:val="sw_KE" w:bidi="sw_KE"/>
-        </w:rPr>
-        <w:t xml:space="preserve">; </w:t>
-      </w:r>
-      <w:hyperlink r:id="rId26">
-        <w:r>
-          <w:rPr>
-            <w:lang w:val="sw_KE" w:bidi="sw_KE"/>
-          </w:rPr>
-          <w:rPr>
-            <w:color w:val="0000EE"/>
-            <w:u w:val="single"/>
-          </w:rPr>
-          <w:t>26:1–25</w:t>
-        </w:r>
-      </w:hyperlink>
+      <w:r>
+        <w:rPr>
+          <w:lang w:val="sw_KE" w:bidi="sw_KE"/>
+        </w:rPr>
+        <w:t>1 Samweli 24:1–22</w:t>
+      </w:r>
+      <w:r>
+        <w:rPr>
+          <w:lang w:val="sw_KE" w:bidi="sw_KE"/>
+        </w:rPr>
+        <w:t xml:space="preserve">; </w:t>
+      </w:r>
+      <w:r>
+        <w:rPr>
+          <w:lang w:val="sw_KE" w:bidi="sw_KE"/>
+        </w:rPr>
+        <w:t>26:1–25</w:t>
+      </w:r>
       <w:r>
         <w:rPr>
           <w:lang w:val="sw_KE" w:bidi="sw_KE"/>
         </w:rPr>
         <w:t>), lakini alikataa kumshambulia “mpakwa mafuta wa BWANA” (</w:t>
       </w:r>
-      <w:hyperlink r:id="rId27">
-        <w:r>
-          <w:rPr>
-            <w:lang w:val="sw_KE" w:bidi="sw_KE"/>
-          </w:rPr>
-          <w:rPr>
-            <w:color w:val="0000EE"/>
-            <w:u w:val="single"/>
-          </w:rPr>
-          <w:t>24:6</w:t>
-        </w:r>
-      </w:hyperlink>
-      <w:r>
-        <w:rPr>
-          <w:lang w:val="sw_KE" w:bidi="sw_KE"/>
-        </w:rPr>
-        <w:t xml:space="preserve">; </w:t>
-      </w:r>
-      <w:hyperlink r:id="rId28">
-        <w:r>
-          <w:rPr>
-            <w:lang w:val="sw_KE" w:bidi="sw_KE"/>
-          </w:rPr>
-          <w:rPr>
-            <w:color w:val="0000EE"/>
-            <w:u w:val="single"/>
-          </w:rPr>
-          <w:t>26:9</w:t>
-        </w:r>
-      </w:hyperlink>
+      <w:r>
+        <w:rPr>
+          <w:lang w:val="sw_KE" w:bidi="sw_KE"/>
+        </w:rPr>
+        <w:t>24:6</w:t>
+      </w:r>
+      <w:r>
+        <w:rPr>
+          <w:lang w:val="sw_KE" w:bidi="sw_KE"/>
+        </w:rPr>
+        <w:t xml:space="preserve">; </w:t>
+      </w:r>
+      <w:r>
+        <w:rPr>
+          <w:lang w:val="sw_KE" w:bidi="sw_KE"/>
+        </w:rPr>
+        <w:t>26:9</w:t>
+      </w:r>
       <w:r>
         <w:rPr>
           <w:lang w:val="sw_KE" w:bidi="sw_KE"/>
@@ -563,90 +467,60 @@
         </w:rPr>
         <w:t>Katika miaka hii akiwa mkimbizi, Daudi aliendelea kumtumikia Bwana na watu wa Israeli (</w:t>
       </w:r>
-      <w:hyperlink r:id="rId29">
-        <w:r>
-          <w:rPr>
-            <w:lang w:val="sw_KE" w:bidi="sw_KE"/>
-          </w:rPr>
-          <w:rPr>
-            <w:color w:val="0000EE"/>
-            <w:u w:val="single"/>
-          </w:rPr>
-          <w:t>1 Samweli 23:1–6</w:t>
-        </w:r>
-      </w:hyperlink>
-      <w:r>
-        <w:rPr>
-          <w:lang w:val="sw_KE" w:bidi="sw_KE"/>
-        </w:rPr>
-        <w:t xml:space="preserve">; </w:t>
-      </w:r>
-      <w:hyperlink r:id="rId30">
-        <w:r>
-          <w:rPr>
-            <w:lang w:val="sw_KE" w:bidi="sw_KE"/>
-          </w:rPr>
-          <w:rPr>
-            <w:color w:val="0000EE"/>
-            <w:u w:val="single"/>
-          </w:rPr>
-          <w:t>25:4–9</w:t>
-        </w:r>
-      </w:hyperlink>
+      <w:r>
+        <w:rPr>
+          <w:lang w:val="sw_KE" w:bidi="sw_KE"/>
+        </w:rPr>
+        <w:t>1 Samweli 23:1–6</w:t>
+      </w:r>
+      <w:r>
+        <w:rPr>
+          <w:lang w:val="sw_KE" w:bidi="sw_KE"/>
+        </w:rPr>
+        <w:t xml:space="preserve">; </w:t>
+      </w:r>
+      <w:r>
+        <w:rPr>
+          <w:lang w:val="sw_KE" w:bidi="sw_KE"/>
+        </w:rPr>
+        <w:t>25:4–9</w:t>
+      </w:r>
       <w:r>
         <w:rPr>
           <w:lang w:val="sw_KE" w:bidi="sw_KE"/>
         </w:rPr>
         <w:t xml:space="preserve">, </w:t>
       </w:r>
-      <w:hyperlink r:id="rId31">
-        <w:r>
-          <w:rPr>
-            <w:lang w:val="sw_KE" w:bidi="sw_KE"/>
-          </w:rPr>
-          <w:rPr>
-            <w:color w:val="0000EE"/>
-            <w:u w:val="single"/>
-          </w:rPr>
-          <w:t>14–16</w:t>
-        </w:r>
-      </w:hyperlink>
-      <w:r>
-        <w:rPr>
-          <w:lang w:val="sw_KE" w:bidi="sw_KE"/>
-        </w:rPr>
-        <w:t xml:space="preserve">; </w:t>
-      </w:r>
-      <w:hyperlink r:id="rId32">
-        <w:r>
-          <w:rPr>
-            <w:lang w:val="sw_KE" w:bidi="sw_KE"/>
-          </w:rPr>
-          <w:rPr>
-            <w:color w:val="0000EE"/>
-            <w:u w:val="single"/>
-          </w:rPr>
-          <w:t>27:8–9</w:t>
-        </w:r>
-      </w:hyperlink>
+      <w:r>
+        <w:rPr>
+          <w:lang w:val="sw_KE" w:bidi="sw_KE"/>
+        </w:rPr>
+        <w:t>14–16</w:t>
+      </w:r>
+      <w:r>
+        <w:rPr>
+          <w:lang w:val="sw_KE" w:bidi="sw_KE"/>
+        </w:rPr>
+        <w:t xml:space="preserve">; </w:t>
+      </w:r>
+      <w:r>
+        <w:rPr>
+          <w:lang w:val="sw_KE" w:bidi="sw_KE"/>
+        </w:rPr>
+        <w:t>27:8–9</w:t>
+      </w:r>
       <w:r>
         <w:rPr>
           <w:lang w:val="sw_KE" w:bidi="sw_KE"/>
         </w:rPr>
         <w:t>). Daudi aliposikia kwamba Sauli na Yonathani walikuwa wamekufa, aliomboleza sana kwa ajili ya mfalme na mwanawe "mpendwa na mpendekeza" (</w:t>
       </w:r>
-      <w:hyperlink r:id="rId33">
-        <w:r>
-          <w:rPr>
-            <w:lang w:val="sw_KE" w:bidi="sw_KE"/>
-          </w:rPr>
-          <w:rPr>
-            <w:color w:val="0000EE"/>
-            <w:u w:val="single"/>
-          </w:rPr>
-          <w:t>2 Samweli 1:17–27</w:t>
-        </w:r>
-      </w:hyperlink>
+      <w:r>
+        <w:rPr>
+          <w:lang w:val="sw_KE" w:bidi="sw_KE"/>
+        </w:rPr>
+        <w:t>2 Samweli 1:17–27</w:t>
+      </w:r>
       <w:r>
         <w:rPr>
           <w:lang w:val="sw_KE" w:bidi="sw_KE"/>
@@ -667,72 +541,48 @@
         </w:rPr>
         <w:t>Daudi alibaki mwaminifu kwa mfalme aliyemchukia na kutaka kumuua. Vivyo hivyo, nabii Yeremia aliandika unabii katika korti ya kifalme ambapo waliuchoma na kumweka katika kisima ili afe (</w:t>
       </w:r>
-      <w:hyperlink r:id="rId34">
-        <w:r>
-          <w:rPr>
-            <w:lang w:val="sw_KE" w:bidi="sw_KE"/>
-          </w:rPr>
-          <w:rPr>
-            <w:color w:val="0000EE"/>
-            <w:u w:val="single"/>
-          </w:rPr>
-          <w:t>Yeremia 36:21–26</w:t>
-        </w:r>
-      </w:hyperlink>
-      <w:r>
-        <w:rPr>
-          <w:lang w:val="sw_KE" w:bidi="sw_KE"/>
-        </w:rPr>
-        <w:t xml:space="preserve">; </w:t>
-      </w:r>
-      <w:hyperlink r:id="rId35">
-        <w:r>
-          <w:rPr>
-            <w:lang w:val="sw_KE" w:bidi="sw_KE"/>
-          </w:rPr>
-          <w:rPr>
-            <w:color w:val="0000EE"/>
-            <w:u w:val="single"/>
-          </w:rPr>
-          <w:t>38:1–13</w:t>
-        </w:r>
-      </w:hyperlink>
+      <w:r>
+        <w:rPr>
+          <w:lang w:val="sw_KE" w:bidi="sw_KE"/>
+        </w:rPr>
+        <w:t>Yeremia 36:21–26</w:t>
+      </w:r>
+      <w:r>
+        <w:rPr>
+          <w:lang w:val="sw_KE" w:bidi="sw_KE"/>
+        </w:rPr>
+        <w:t xml:space="preserve">; </w:t>
+      </w:r>
+      <w:r>
+        <w:rPr>
+          <w:lang w:val="sw_KE" w:bidi="sw_KE"/>
+        </w:rPr>
+        <w:t>38:1–13</w:t>
+      </w:r>
       <w:r>
         <w:rPr>
           <w:lang w:val="sw_KE" w:bidi="sw_KE"/>
         </w:rPr>
         <w:t>). Nabii Danieli na marafiki zake pia waliwatumikia kwa uaminifu katika korti za kifalme za Babeli na Uajemi. Walifanya hivi ingawa wafalme walifanya maamuzi kinyume na imani yao au wao binafsi (</w:t>
       </w:r>
-      <w:hyperlink r:id="rId36">
-        <w:r>
-          <w:rPr>
-            <w:lang w:val="sw_KE" w:bidi="sw_KE"/>
-          </w:rPr>
-          <w:rPr>
-            <w:color w:val="0000EE"/>
-            <w:u w:val="single"/>
-          </w:rPr>
-          <w:t>Danieli 3:1–30</w:t>
-        </w:r>
-      </w:hyperlink>
-      <w:r>
-        <w:rPr>
-          <w:lang w:val="sw_KE" w:bidi="sw_KE"/>
-        </w:rPr>
-        <w:t xml:space="preserve">; </w:t>
-      </w:r>
-      <w:hyperlink r:id="rId37">
-        <w:r>
-          <w:rPr>
-            <w:lang w:val="sw_KE" w:bidi="sw_KE"/>
-          </w:rPr>
-          <w:rPr>
-            <w:color w:val="0000EE"/>
-            <w:u w:val="single"/>
-          </w:rPr>
-          <w:t>6:1–28</w:t>
-        </w:r>
-      </w:hyperlink>
+      <w:r>
+        <w:rPr>
+          <w:lang w:val="sw_KE" w:bidi="sw_KE"/>
+        </w:rPr>
+        <w:t>Danieli 3:1–30</w:t>
+      </w:r>
+      <w:r>
+        <w:rPr>
+          <w:lang w:val="sw_KE" w:bidi="sw_KE"/>
+        </w:rPr>
+        <w:t xml:space="preserve">; </w:t>
+      </w:r>
+      <w:r>
+        <w:rPr>
+          <w:lang w:val="sw_KE" w:bidi="sw_KE"/>
+        </w:rPr>
+        <w:t>6:1–28</w:t>
+      </w:r>
       <w:r>
         <w:rPr>
           <w:lang w:val="sw_KE" w:bidi="sw_KE"/>
@@ -790,198 +640,132 @@
           <w:lang w:val="sw_KE" w:bidi="sw_KE"/>
         </w:rPr>
       </w:r>
-      <w:hyperlink r:id="rId25">
-        <w:r>
-          <w:rPr>
-            <w:lang w:val="sw_KE" w:bidi="sw_KE"/>
-          </w:rPr>
-          <w:rPr>
-            <w:color w:val="0000EE"/>
-            <w:u w:val="single"/>
-          </w:rPr>
-          <w:t>1 Samweli 24:1–22</w:t>
-        </w:r>
-      </w:hyperlink>
-      <w:r>
-        <w:rPr>
-          <w:lang w:val="sw_KE" w:bidi="sw_KE"/>
-        </w:rPr>
-        <w:t xml:space="preserve">; </w:t>
-      </w:r>
-      <w:hyperlink r:id="rId38">
-        <w:r>
-          <w:rPr>
-            <w:lang w:val="sw_KE" w:bidi="sw_KE"/>
-          </w:rPr>
-          <w:rPr>
-            <w:color w:val="0000EE"/>
-            <w:u w:val="single"/>
-          </w:rPr>
-          <w:t>2 Samweli 1:1–27</w:t>
-        </w:r>
-      </w:hyperlink>
-      <w:r>
-        <w:rPr>
-          <w:lang w:val="sw_KE" w:bidi="sw_KE"/>
-        </w:rPr>
-        <w:t xml:space="preserve">; </w:t>
-      </w:r>
-      <w:hyperlink r:id="rId39">
-        <w:r>
-          <w:rPr>
-            <w:lang w:val="sw_KE" w:bidi="sw_KE"/>
-          </w:rPr>
-          <w:rPr>
-            <w:color w:val="0000EE"/>
-            <w:u w:val="single"/>
-          </w:rPr>
-          <w:t>11:1–27</w:t>
-        </w:r>
-      </w:hyperlink>
-      <w:r>
-        <w:rPr>
-          <w:lang w:val="sw_KE" w:bidi="sw_KE"/>
-        </w:rPr>
-        <w:t xml:space="preserve">; </w:t>
-      </w:r>
-      <w:hyperlink r:id="rId40">
-        <w:r>
-          <w:rPr>
-            <w:lang w:val="sw_KE" w:bidi="sw_KE"/>
-          </w:rPr>
-          <w:rPr>
-            <w:color w:val="0000EE"/>
-            <w:u w:val="single"/>
-          </w:rPr>
-          <w:t>Yeremia 36:21–27</w:t>
-        </w:r>
-      </w:hyperlink>
-      <w:r>
-        <w:rPr>
-          <w:lang w:val="sw_KE" w:bidi="sw_KE"/>
-        </w:rPr>
-        <w:t xml:space="preserve">; </w:t>
-      </w:r>
-      <w:hyperlink r:id="rId35">
-        <w:r>
-          <w:rPr>
-            <w:lang w:val="sw_KE" w:bidi="sw_KE"/>
-          </w:rPr>
-          <w:rPr>
-            <w:color w:val="0000EE"/>
-            <w:u w:val="single"/>
-          </w:rPr>
-          <w:t>38:1–13</w:t>
-        </w:r>
-      </w:hyperlink>
-      <w:r>
-        <w:rPr>
-          <w:lang w:val="sw_KE" w:bidi="sw_KE"/>
-        </w:rPr>
-        <w:t xml:space="preserve">; </w:t>
-      </w:r>
-      <w:hyperlink r:id="rId36">
-        <w:r>
-          <w:rPr>
-            <w:lang w:val="sw_KE" w:bidi="sw_KE"/>
-          </w:rPr>
-          <w:rPr>
-            <w:color w:val="0000EE"/>
-            <w:u w:val="single"/>
-          </w:rPr>
-          <w:t>Danieli 3:1–30</w:t>
-        </w:r>
-      </w:hyperlink>
-      <w:r>
-        <w:rPr>
-          <w:lang w:val="sw_KE" w:bidi="sw_KE"/>
-        </w:rPr>
-        <w:t xml:space="preserve">; </w:t>
-      </w:r>
-      <w:hyperlink r:id="rId37">
-        <w:r>
-          <w:rPr>
-            <w:lang w:val="sw_KE" w:bidi="sw_KE"/>
-          </w:rPr>
-          <w:rPr>
-            <w:color w:val="0000EE"/>
-            <w:u w:val="single"/>
-          </w:rPr>
-          <w:t>6:1–28</w:t>
-        </w:r>
-      </w:hyperlink>
-      <w:r>
-        <w:rPr>
-          <w:lang w:val="sw_KE" w:bidi="sw_KE"/>
-        </w:rPr>
-        <w:t xml:space="preserve">; </w:t>
-      </w:r>
-      <w:hyperlink r:id="rId41">
-        <w:r>
-          <w:rPr>
-            <w:lang w:val="sw_KE" w:bidi="sw_KE"/>
-          </w:rPr>
-          <w:rPr>
-            <w:color w:val="0000EE"/>
-            <w:u w:val="single"/>
-          </w:rPr>
-          <w:t>Yohana 8:29</w:t>
-        </w:r>
-      </w:hyperlink>
-      <w:r>
-        <w:rPr>
-          <w:lang w:val="sw_KE" w:bidi="sw_KE"/>
-        </w:rPr>
-        <w:t xml:space="preserve">; </w:t>
-      </w:r>
-      <w:hyperlink r:id="rId42">
-        <w:r>
-          <w:rPr>
-            <w:lang w:val="sw_KE" w:bidi="sw_KE"/>
-          </w:rPr>
-          <w:rPr>
-            <w:color w:val="0000EE"/>
-            <w:u w:val="single"/>
-          </w:rPr>
-          <w:t>Wafilipi 2:6–11</w:t>
-        </w:r>
-      </w:hyperlink>
-      <w:r>
-        <w:rPr>
-          <w:lang w:val="sw_KE" w:bidi="sw_KE"/>
-        </w:rPr>
-        <w:t xml:space="preserve">; </w:t>
-      </w:r>
-      <w:hyperlink r:id="rId43">
-        <w:r>
-          <w:rPr>
-            <w:lang w:val="sw_KE" w:bidi="sw_KE"/>
-          </w:rPr>
-          <w:rPr>
-            <w:color w:val="0000EE"/>
-            <w:u w:val="single"/>
-          </w:rPr>
-          <w:t>Waebrania 5:7–10</w:t>
-        </w:r>
-      </w:hyperlink>
-      <w:r>
-        <w:rPr>
-          <w:lang w:val="sw_KE" w:bidi="sw_KE"/>
-        </w:rPr>
-        <w:t xml:space="preserve">; </w:t>
-      </w:r>
-      <w:hyperlink r:id="rId44">
-        <w:r>
-          <w:rPr>
-            <w:lang w:val="sw_KE" w:bidi="sw_KE"/>
-          </w:rPr>
-          <w:rPr>
-            <w:color w:val="0000EE"/>
-            <w:u w:val="single"/>
-          </w:rPr>
-          <w:t>1 Petro 2:13–3:7</w:t>
-        </w:r>
-      </w:hyperlink>
+      <w:r>
+        <w:rPr>
+          <w:lang w:val="sw_KE" w:bidi="sw_KE"/>
+        </w:rPr>
+        <w:t>1 Samweli 24:1–22</w:t>
+      </w:r>
+      <w:r>
+        <w:rPr>
+          <w:lang w:val="sw_KE" w:bidi="sw_KE"/>
+        </w:rPr>
+        <w:t xml:space="preserve">; </w:t>
+      </w:r>
+      <w:r>
+        <w:rPr>
+          <w:lang w:val="sw_KE" w:bidi="sw_KE"/>
+        </w:rPr>
+        <w:t>2 Samweli 1:1–27</w:t>
+      </w:r>
+      <w:r>
+        <w:rPr>
+          <w:lang w:val="sw_KE" w:bidi="sw_KE"/>
+        </w:rPr>
+        <w:t xml:space="preserve">; </w:t>
+      </w:r>
+      <w:r>
+        <w:rPr>
+          <w:lang w:val="sw_KE" w:bidi="sw_KE"/>
+        </w:rPr>
+        <w:t>11:1–27</w:t>
+      </w:r>
+      <w:r>
+        <w:rPr>
+          <w:lang w:val="sw_KE" w:bidi="sw_KE"/>
+        </w:rPr>
+        <w:t xml:space="preserve">; </w:t>
+      </w:r>
+      <w:r>
+        <w:rPr>
+          <w:lang w:val="sw_KE" w:bidi="sw_KE"/>
+        </w:rPr>
+        <w:t>Yeremia 36:21–27</w:t>
+      </w:r>
+      <w:r>
+        <w:rPr>
+          <w:lang w:val="sw_KE" w:bidi="sw_KE"/>
+        </w:rPr>
+        <w:t xml:space="preserve">; </w:t>
+      </w:r>
+      <w:r>
+        <w:rPr>
+          <w:lang w:val="sw_KE" w:bidi="sw_KE"/>
+        </w:rPr>
+        <w:t>38:1–13</w:t>
+      </w:r>
+      <w:r>
+        <w:rPr>
+          <w:lang w:val="sw_KE" w:bidi="sw_KE"/>
+        </w:rPr>
+        <w:t xml:space="preserve">; </w:t>
+      </w:r>
+      <w:r>
+        <w:rPr>
+          <w:lang w:val="sw_KE" w:bidi="sw_KE"/>
+        </w:rPr>
+        <w:t>Danieli 3:1–30</w:t>
+      </w:r>
+      <w:r>
+        <w:rPr>
+          <w:lang w:val="sw_KE" w:bidi="sw_KE"/>
+        </w:rPr>
+        <w:t xml:space="preserve">; </w:t>
+      </w:r>
+      <w:r>
+        <w:rPr>
+          <w:lang w:val="sw_KE" w:bidi="sw_KE"/>
+        </w:rPr>
+        <w:t>6:1–28</w:t>
+      </w:r>
+      <w:r>
+        <w:rPr>
+          <w:lang w:val="sw_KE" w:bidi="sw_KE"/>
+        </w:rPr>
+        <w:t xml:space="preserve">; </w:t>
+      </w:r>
+      <w:r>
+        <w:rPr>
+          <w:lang w:val="sw_KE" w:bidi="sw_KE"/>
+        </w:rPr>
+        <w:t>Yohana 8:29</w:t>
+      </w:r>
+      <w:r>
+        <w:rPr>
+          <w:lang w:val="sw_KE" w:bidi="sw_KE"/>
+        </w:rPr>
+        <w:t xml:space="preserve">; </w:t>
+      </w:r>
+      <w:r>
+        <w:rPr>
+          <w:lang w:val="sw_KE" w:bidi="sw_KE"/>
+        </w:rPr>
+        <w:t>Wafilipi 2:6–11</w:t>
+      </w:r>
+      <w:r>
+        <w:rPr>
+          <w:lang w:val="sw_KE" w:bidi="sw_KE"/>
+        </w:rPr>
+        <w:t xml:space="preserve">; </w:t>
+      </w:r>
+      <w:r>
+        <w:rPr>
+          <w:lang w:val="sw_KE" w:bidi="sw_KE"/>
+        </w:rPr>
+        <w:t>Waebrania 5:7–10</w:t>
+      </w:r>
+      <w:r>
+        <w:rPr>
+          <w:lang w:val="sw_KE" w:bidi="sw_KE"/>
+        </w:rPr>
+        <w:t xml:space="preserve">; </w:t>
+      </w:r>
+      <w:r>
+        <w:rPr>
+          <w:lang w:val="sw_KE" w:bidi="sw_KE"/>
+        </w:rPr>
+        <w:t>1 Petro 2:13–3:7</w:t>
+      </w:r>
       <w:r>
         <w:rPr>
           <w:lang w:val="sw_KE" w:bidi="sw_KE"/>
@@ -1030,54 +814,36 @@
         </w:rPr>
         <w:t>Kwenye sala yake ya kutakasa, Mfalme Solomoni alisema hekalu lilikuwa nyumba ambapo Mungu angeweka jina lake (</w:t>
       </w:r>
-      <w:hyperlink r:id="rId45">
-        <w:r>
-          <w:rPr>
-            <w:lang w:val="sw_KE" w:bidi="sw_KE"/>
-          </w:rPr>
-          <w:rPr>
-            <w:color w:val="0000EE"/>
-            <w:u w:val="single"/>
-          </w:rPr>
-          <w:t>2 Mambo ya Nyakati 6:20</w:t>
-        </w:r>
-      </w:hyperlink>
+      <w:r>
+        <w:rPr>
+          <w:lang w:val="sw_KE" w:bidi="sw_KE"/>
+        </w:rPr>
+        <w:t>2 Mambo ya Nyakati 6:20</w:t>
+      </w:r>
       <w:r>
         <w:rPr>
           <w:lang w:val="sw_KE" w:bidi="sw_KE"/>
         </w:rPr>
         <w:t xml:space="preserve">; linganisha </w:t>
       </w:r>
-      <w:hyperlink r:id="rId46">
-        <w:r>
-          <w:rPr>
-            <w:lang w:val="sw_KE" w:bidi="sw_KE"/>
-          </w:rPr>
-          <w:rPr>
-            <w:color w:val="0000EE"/>
-            <w:u w:val="single"/>
-          </w:rPr>
-          <w:t>6:5–6</w:t>
-        </w:r>
-      </w:hyperlink>
+      <w:r>
+        <w:rPr>
+          <w:lang w:val="sw_KE" w:bidi="sw_KE"/>
+        </w:rPr>
+        <w:t>6:5–6</w:t>
+      </w:r>
       <w:r>
         <w:rPr>
           <w:lang w:val="sw_KE" w:bidi="sw_KE"/>
         </w:rPr>
         <w:t>). Mungu alisema kwamba Mfalme Daudi angejenga "nyumba kwa ajili ya Jina Langu" huko Yerusalemu (</w:t>
       </w:r>
-      <w:hyperlink r:id="rId47">
-        <w:r>
-          <w:rPr>
-            <w:lang w:val="sw_KE" w:bidi="sw_KE"/>
-          </w:rPr>
-          <w:rPr>
-            <w:color w:val="0000EE"/>
-            <w:u w:val="single"/>
-          </w:rPr>
-          <w:t>2 Samweli 7:4–17</w:t>
-        </w:r>
-      </w:hyperlink>
+      <w:r>
+        <w:rPr>
+          <w:lang w:val="sw_KE" w:bidi="sw_KE"/>
+        </w:rPr>
+        <w:t>2 Samweli 7:4–17</w:t>
+      </w:r>
       <w:r>
         <w:rPr>
           <w:lang w:val="sw_KE" w:bidi="sw_KE"/>
@@ -1125,18 +891,12 @@
         </w:rPr>
         <w:t xml:space="preserve">(tazama </w:t>
       </w:r>
-      <w:hyperlink r:id="rId48">
-        <w:r>
-          <w:rPr>
-            <w:lang w:val="sw_KE" w:bidi="sw_KE"/>
-          </w:rPr>
-          <w:rPr>
-            <w:color w:val="0000EE"/>
-            <w:u w:val="single"/>
-          </w:rPr>
-          <w:t>Kutoka 3:13–15</w:t>
-        </w:r>
-      </w:hyperlink>
+      <w:r>
+        <w:rPr>
+          <w:lang w:val="sw_KE" w:bidi="sw_KE"/>
+        </w:rPr>
+        <w:t>Kutoka 3:13–15</w:t>
+      </w:r>
       <w:r>
         <w:rPr>
           <w:lang w:val="sw_KE" w:bidi="sw_KE"/>
@@ -1157,18 +917,12 @@
         </w:rPr>
         <w:t>Utimizaji wa ahadi ya Mungu kwa kuweka jina lake kwenye hekalu lake sasa unapatikana katika "hekalu hai," ambalo ni jamii ya watu wa Mungu. Mtume Petro anawahimiza waumini kuja kwa "jiwe hai, lililokataliwa na wanadamu lakini lililochaguliwa na lenye thamani machoni pa Mungu. Ninyi pia, kama mawe hai, mnajengwa kuwa nyumba ya kiroho ili kuwa ukuhani mtakatifu, kutoa dhabihu za kiroho zinazokubalika kwa Mungu kupitia Yesu Kristo" (</w:t>
       </w:r>
-      <w:hyperlink r:id="rId49">
-        <w:r>
-          <w:rPr>
-            <w:lang w:val="sw_KE" w:bidi="sw_KE"/>
-          </w:rPr>
-          <w:rPr>
-            <w:color w:val="0000EE"/>
-            <w:u w:val="single"/>
-          </w:rPr>
-          <w:t>1 Petro 2:4–5</w:t>
-        </w:r>
-      </w:hyperlink>
+      <w:r>
+        <w:rPr>
+          <w:lang w:val="sw_KE" w:bidi="sw_KE"/>
+        </w:rPr>
+        <w:t>1 Petro 2:4–5</w:t>
+      </w:r>
       <w:r>
         <w:rPr>
           <w:lang w:val="sw_KE" w:bidi="sw_KE"/>
@@ -1212,90 +966,60 @@
           <w:lang w:val="sw_KE" w:bidi="sw_KE"/>
         </w:rPr>
       </w:r>
-      <w:hyperlink r:id="rId48">
-        <w:r>
-          <w:rPr>
-            <w:lang w:val="sw_KE" w:bidi="sw_KE"/>
-          </w:rPr>
-          <w:rPr>
-            <w:color w:val="0000EE"/>
-            <w:u w:val="single"/>
-          </w:rPr>
-          <w:t>Kutoka 3:13–15</w:t>
-        </w:r>
-      </w:hyperlink>
-      <w:r>
-        <w:rPr>
-          <w:lang w:val="sw_KE" w:bidi="sw_KE"/>
-        </w:rPr>
-        <w:t xml:space="preserve">; </w:t>
-      </w:r>
-      <w:hyperlink r:id="rId50">
-        <w:r>
-          <w:rPr>
-            <w:lang w:val="sw_KE" w:bidi="sw_KE"/>
-          </w:rPr>
-          <w:rPr>
-            <w:color w:val="0000EE"/>
-            <w:u w:val="single"/>
-          </w:rPr>
-          <w:t>2 Samweli 7:12–13</w:t>
-        </w:r>
-      </w:hyperlink>
-      <w:r>
-        <w:rPr>
-          <w:lang w:val="sw_KE" w:bidi="sw_KE"/>
-        </w:rPr>
-        <w:t xml:space="preserve">; </w:t>
-      </w:r>
-      <w:hyperlink r:id="rId51">
-        <w:r>
-          <w:rPr>
-            <w:lang w:val="sw_KE" w:bidi="sw_KE"/>
-          </w:rPr>
-          <w:rPr>
-            <w:color w:val="0000EE"/>
-            <w:u w:val="single"/>
-          </w:rPr>
-          <w:t>2 Mambo ya Nyakati 6:3–42</w:t>
-        </w:r>
-      </w:hyperlink>
-      <w:r>
-        <w:rPr>
-          <w:lang w:val="sw_KE" w:bidi="sw_KE"/>
-        </w:rPr>
-        <w:t xml:space="preserve">; </w:t>
-      </w:r>
-      <w:hyperlink r:id="rId52">
-        <w:r>
-          <w:rPr>
-            <w:lang w:val="sw_KE" w:bidi="sw_KE"/>
-          </w:rPr>
-          <w:rPr>
-            <w:color w:val="0000EE"/>
-            <w:u w:val="single"/>
-          </w:rPr>
-          <w:t>Zaburi 23:3</w:t>
-        </w:r>
-      </w:hyperlink>
-      <w:r>
-        <w:rPr>
-          <w:lang w:val="sw_KE" w:bidi="sw_KE"/>
-        </w:rPr>
-        <w:t xml:space="preserve">; </w:t>
-      </w:r>
-      <w:hyperlink r:id="rId49">
-        <w:r>
-          <w:rPr>
-            <w:lang w:val="sw_KE" w:bidi="sw_KE"/>
-          </w:rPr>
-          <w:rPr>
-            <w:color w:val="0000EE"/>
-            <w:u w:val="single"/>
-          </w:rPr>
-          <w:t>1 Petro 2:4–5</w:t>
-        </w:r>
-      </w:hyperlink>
+      <w:r>
+        <w:rPr>
+          <w:lang w:val="sw_KE" w:bidi="sw_KE"/>
+        </w:rPr>
+        <w:t>Kutoka 3:13–15</w:t>
+      </w:r>
+      <w:r>
+        <w:rPr>
+          <w:lang w:val="sw_KE" w:bidi="sw_KE"/>
+        </w:rPr>
+        <w:t xml:space="preserve">; </w:t>
+      </w:r>
+      <w:r>
+        <w:rPr>
+          <w:lang w:val="sw_KE" w:bidi="sw_KE"/>
+        </w:rPr>
+        <w:t>2 Samweli 7:12–13</w:t>
+      </w:r>
+      <w:r>
+        <w:rPr>
+          <w:lang w:val="sw_KE" w:bidi="sw_KE"/>
+        </w:rPr>
+        <w:t xml:space="preserve">; </w:t>
+      </w:r>
+      <w:r>
+        <w:rPr>
+          <w:lang w:val="sw_KE" w:bidi="sw_KE"/>
+        </w:rPr>
+        <w:t>2 Mambo ya Nyakati 6:3–42</w:t>
+      </w:r>
+      <w:r>
+        <w:rPr>
+          <w:lang w:val="sw_KE" w:bidi="sw_KE"/>
+        </w:rPr>
+        <w:t xml:space="preserve">; </w:t>
+      </w:r>
+      <w:r>
+        <w:rPr>
+          <w:lang w:val="sw_KE" w:bidi="sw_KE"/>
+        </w:rPr>
+        <w:t>Zaburi 23:3</w:t>
+      </w:r>
+      <w:r>
+        <w:rPr>
+          <w:lang w:val="sw_KE" w:bidi="sw_KE"/>
+        </w:rPr>
+        <w:t xml:space="preserve">; </w:t>
+      </w:r>
+      <w:r>
+        <w:rPr>
+          <w:lang w:val="sw_KE" w:bidi="sw_KE"/>
+        </w:rPr>
+        <w:t>1 Petro 2:4–5</w:t>
+      </w:r>
       <w:r>
         <w:rPr>
           <w:lang w:val="sw_KE" w:bidi="sw_KE"/>
@@ -1344,36 +1068,24 @@
         </w:rPr>
         <w:t xml:space="preserve">Mgawanyo wa ardhi katika </w:t>
       </w:r>
-      <w:hyperlink r:id="rId53">
-        <w:r>
-          <w:rPr>
-            <w:lang w:val="sw_KE" w:bidi="sw_KE"/>
-          </w:rPr>
-          <w:rPr>
-            <w:color w:val="0000EE"/>
-            <w:u w:val="single"/>
-          </w:rPr>
-          <w:t>Ezekieli 47:13–48:35</w:t>
-        </w:r>
-      </w:hyperlink>
+      <w:r>
+        <w:rPr>
+          <w:lang w:val="sw_KE" w:bidi="sw_KE"/>
+        </w:rPr>
+        <w:t>Ezekieli 47:13–48:35</w:t>
+      </w:r>
       <w:r>
         <w:rPr>
           <w:lang w:val="sw_KE" w:bidi="sw_KE"/>
         </w:rPr>
         <w:t xml:space="preserve"> unachanganya mawazo ya kiroho na ujumbe wa vitendo. Unaimarisha mada kutoka sehemu za awali za maono (</w:t>
       </w:r>
-      <w:hyperlink r:id="rId54">
-        <w:r>
-          <w:rPr>
-            <w:lang w:val="sw_KE" w:bidi="sw_KE"/>
-          </w:rPr>
-          <w:rPr>
-            <w:color w:val="0000EE"/>
-            <w:u w:val="single"/>
-          </w:rPr>
-          <w:t>Ezekieli 40–46</w:t>
-        </w:r>
-      </w:hyperlink>
+      <w:r>
+        <w:rPr>
+          <w:lang w:val="sw_KE" w:bidi="sw_KE"/>
+        </w:rPr>
+        <w:t>Ezekieli 40–46</w:t>
+      </w:r>
       <w:r>
         <w:rPr>
           <w:lang w:val="sw_KE" w:bidi="sw_KE"/>
@@ -1422,54 +1134,36 @@
         </w:rPr>
         <w:t xml:space="preserve">Maono katika </w:t>
       </w:r>
-      <w:hyperlink r:id="rId55">
-        <w:r>
-          <w:rPr>
-            <w:lang w:val="sw_KE" w:bidi="sw_KE"/>
-          </w:rPr>
-          <w:rPr>
-            <w:color w:val="0000EE"/>
-            <w:u w:val="single"/>
-          </w:rPr>
-          <w:t>Ezekieli 40–48</w:t>
-        </w:r>
-      </w:hyperlink>
+      <w:r>
+        <w:rPr>
+          <w:lang w:val="sw_KE" w:bidi="sw_KE"/>
+        </w:rPr>
+        <w:t>Ezekieli 40–48</w:t>
+      </w:r>
       <w:r>
         <w:rPr>
           <w:lang w:val="sw_KE" w:bidi="sw_KE"/>
         </w:rPr>
         <w:t xml:space="preserve"> yanawahimiza watu kutubu kwa dhambi za zamani, kubaki waaminifu katika nyakati ngumu, na kuwa na tumaini la siku zijazo bora kupitia nguvu na neema ya Mungu. Sura za mwisho za Ufunuo zinaonyesha maono haya yakitimia katika Yesu (</w:t>
       </w:r>
-      <w:hyperlink r:id="rId56">
-        <w:r>
-          <w:rPr>
-            <w:lang w:val="sw_KE" w:bidi="sw_KE"/>
-          </w:rPr>
-          <w:rPr>
-            <w:color w:val="0000EE"/>
-            <w:u w:val="single"/>
-          </w:rPr>
-          <w:t>Ufunuo 21–22</w:t>
-        </w:r>
-      </w:hyperlink>
+      <w:r>
+        <w:rPr>
+          <w:lang w:val="sw_KE" w:bidi="sw_KE"/>
+        </w:rPr>
+        <w:t>Ufunuo 21–22</w:t>
+      </w:r>
       <w:r>
         <w:rPr>
           <w:lang w:val="sw_KE" w:bidi="sw_KE"/>
         </w:rPr>
         <w:t>). Yesu alianzisha uhalisia wa kiroho ambao Ezekieli alielezea. Ni mji wa mbinguni "ambaye mbunifu na mjenzi wake ni Mungu" (</w:t>
       </w:r>
-      <w:hyperlink r:id="rId57">
-        <w:r>
-          <w:rPr>
-            <w:lang w:val="sw_KE" w:bidi="sw_KE"/>
-          </w:rPr>
-          <w:rPr>
-            <w:color w:val="0000EE"/>
-            <w:u w:val="single"/>
-          </w:rPr>
-          <w:t>Waebrania 11:10</w:t>
-        </w:r>
-      </w:hyperlink>
+      <w:r>
+        <w:rPr>
+          <w:lang w:val="sw_KE" w:bidi="sw_KE"/>
+        </w:rPr>
+        <w:t>Waebrania 11:10</w:t>
+      </w:r>
       <w:r>
         <w:rPr>
           <w:lang w:val="sw_KE" w:bidi="sw_KE"/>
@@ -1499,54 +1193,36 @@
           <w:lang w:val="sw_KE" w:bidi="sw_KE"/>
         </w:rPr>
       </w:r>
-      <w:hyperlink r:id="rId54">
-        <w:r>
-          <w:rPr>
-            <w:lang w:val="sw_KE" w:bidi="sw_KE"/>
-          </w:rPr>
-          <w:rPr>
-            <w:color w:val="0000EE"/>
-            <w:u w:val="single"/>
-          </w:rPr>
-          <w:t>Ezekieli 40:1–46:24</w:t>
-        </w:r>
-      </w:hyperlink>
-      <w:r>
-        <w:rPr>
-          <w:lang w:val="sw_KE" w:bidi="sw_KE"/>
-        </w:rPr>
-        <w:t xml:space="preserve">; </w:t>
-      </w:r>
-      <w:hyperlink r:id="rId53">
-        <w:r>
-          <w:rPr>
-            <w:lang w:val="sw_KE" w:bidi="sw_KE"/>
-          </w:rPr>
-          <w:rPr>
-            <w:color w:val="0000EE"/>
-            <w:u w:val="single"/>
-          </w:rPr>
-          <w:t>47:13–48:35</w:t>
-        </w:r>
-      </w:hyperlink>
-      <w:r>
-        <w:rPr>
-          <w:lang w:val="sw_KE" w:bidi="sw_KE"/>
-        </w:rPr>
-        <w:t xml:space="preserve">; </w:t>
-      </w:r>
-      <w:hyperlink r:id="rId58">
-        <w:r>
-          <w:rPr>
-            <w:lang w:val="sw_KE" w:bidi="sw_KE"/>
-          </w:rPr>
-          <w:rPr>
-            <w:color w:val="0000EE"/>
-            <w:u w:val="single"/>
-          </w:rPr>
-          <w:t>Ufunuo 22:1–2</w:t>
-        </w:r>
-      </w:hyperlink>
+      <w:r>
+        <w:rPr>
+          <w:lang w:val="sw_KE" w:bidi="sw_KE"/>
+        </w:rPr>
+        <w:t>Ezekieli 40:1–46:24</w:t>
+      </w:r>
+      <w:r>
+        <w:rPr>
+          <w:lang w:val="sw_KE" w:bidi="sw_KE"/>
+        </w:rPr>
+        <w:t xml:space="preserve">; </w:t>
+      </w:r>
+      <w:r>
+        <w:rPr>
+          <w:lang w:val="sw_KE" w:bidi="sw_KE"/>
+        </w:rPr>
+        <w:t>47:13–48:35</w:t>
+      </w:r>
+      <w:r>
+        <w:rPr>
+          <w:lang w:val="sw_KE" w:bidi="sw_KE"/>
+        </w:rPr>
+        <w:t xml:space="preserve">; </w:t>
+      </w:r>
+      <w:r>
+        <w:rPr>
+          <w:lang w:val="sw_KE" w:bidi="sw_KE"/>
+        </w:rPr>
+        <w:t>Ufunuo 22:1–2</w:t>
+      </w:r>
       <w:r>
         <w:rPr>
           <w:lang w:val="sw_KE" w:bidi="sw_KE"/>
@@ -1595,108 +1271,72 @@
         </w:rPr>
         <w:t>Yesu aliwakera viongozi wa Kiyahudi na wafuasi wao mara kwa mara. Ingawa alitoka katika ukoo wa Mfalme Daudi, walitilia shaka sifa ya mama yake (</w:t>
       </w:r>
-      <w:hyperlink r:id="rId59">
-        <w:r>
-          <w:rPr>
-            <w:lang w:val="sw_KE" w:bidi="sw_KE"/>
-          </w:rPr>
-          <w:rPr>
-            <w:color w:val="0000EE"/>
-            <w:u w:val="single"/>
-          </w:rPr>
-          <w:t>Mathayo 1:18–25</w:t>
-        </w:r>
-      </w:hyperlink>
+      <w:r>
+        <w:rPr>
+          <w:lang w:val="sw_KE" w:bidi="sw_KE"/>
+        </w:rPr>
+        <w:t>Mathayo 1:18–25</w:t>
+      </w:r>
       <w:r>
         <w:rPr>
           <w:lang w:val="sw_KE" w:bidi="sw_KE"/>
         </w:rPr>
         <w:t>). Yesu alitoka Nazareti (</w:t>
       </w:r>
-      <w:hyperlink r:id="rId60">
-        <w:r>
-          <w:rPr>
-            <w:lang w:val="sw_KE" w:bidi="sw_KE"/>
-          </w:rPr>
-          <w:rPr>
-            <w:color w:val="0000EE"/>
-            <w:u w:val="single"/>
-          </w:rPr>
-          <w:t>Mathayo 2:23</w:t>
-        </w:r>
-      </w:hyperlink>
+      <w:r>
+        <w:rPr>
+          <w:lang w:val="sw_KE" w:bidi="sw_KE"/>
+        </w:rPr>
+        <w:t>Mathayo 2:23</w:t>
+      </w:r>
       <w:r>
         <w:rPr>
           <w:lang w:val="sw_KE" w:bidi="sw_KE"/>
         </w:rPr>
         <w:t>), mahali ambapo pia hapakuwa na sifa nzuri (</w:t>
       </w:r>
-      <w:hyperlink r:id="rId61">
-        <w:r>
-          <w:rPr>
-            <w:lang w:val="sw_KE" w:bidi="sw_KE"/>
-          </w:rPr>
-          <w:rPr>
-            <w:color w:val="0000EE"/>
-            <w:u w:val="single"/>
-          </w:rPr>
-          <w:t>Mathayo 13:53–58</w:t>
-        </w:r>
-      </w:hyperlink>
+      <w:r>
+        <w:rPr>
+          <w:lang w:val="sw_KE" w:bidi="sw_KE"/>
+        </w:rPr>
+        <w:t>Mathayo 13:53–58</w:t>
+      </w:r>
       <w:r>
         <w:rPr>
           <w:lang w:val="sw_KE" w:bidi="sw_KE"/>
         </w:rPr>
         <w:t>). Alifanya kazi hasa Galilaya, mbali na kituo cha mamlaka ya Kiyahudi (</w:t>
       </w:r>
-      <w:hyperlink r:id="rId62">
-        <w:r>
-          <w:rPr>
-            <w:lang w:val="sw_KE" w:bidi="sw_KE"/>
-          </w:rPr>
-          <w:rPr>
-            <w:color w:val="0000EE"/>
-            <w:u w:val="single"/>
-          </w:rPr>
-          <w:t>Mathayo 4:12–16</w:t>
-        </w:r>
-      </w:hyperlink>
+      <w:r>
+        <w:rPr>
+          <w:lang w:val="sw_KE" w:bidi="sw_KE"/>
+        </w:rPr>
+        <w:t>Mathayo 4:12–16</w:t>
+      </w:r>
       <w:r>
         <w:rPr>
           <w:lang w:val="sw_KE" w:bidi="sw_KE"/>
         </w:rPr>
         <w:t>). Rafiki yake wa karibu alikuwa Yohana, ambaye alijulikana kwa kubatiza watu na kuzungumza kwa ujasiri dhidi ya viongozi wa kisiasa kama nabii (</w:t>
       </w:r>
-      <w:hyperlink r:id="rId63">
-        <w:r>
-          <w:rPr>
-            <w:lang w:val="sw_KE" w:bidi="sw_KE"/>
-          </w:rPr>
-          <w:rPr>
-            <w:color w:val="0000EE"/>
-            <w:u w:val="single"/>
-          </w:rPr>
-          <w:t>Mathayo 11:2–19</w:t>
-        </w:r>
-      </w:hyperlink>
-      <w:r>
-        <w:rPr>
-          <w:lang w:val="sw_KE" w:bidi="sw_KE"/>
-        </w:rPr>
-        <w:t xml:space="preserve">; </w:t>
-      </w:r>
-      <w:hyperlink r:id="rId64">
-        <w:r>
-          <w:rPr>
-            <w:lang w:val="sw_KE" w:bidi="sw_KE"/>
-          </w:rPr>
-          <w:rPr>
-            <w:color w:val="0000EE"/>
-            <w:u w:val="single"/>
-          </w:rPr>
-          <w:t>14:3–12</w:t>
-        </w:r>
-      </w:hyperlink>
+      <w:r>
+        <w:rPr>
+          <w:lang w:val="sw_KE" w:bidi="sw_KE"/>
+        </w:rPr>
+        <w:t>Mathayo 11:2–19</w:t>
+      </w:r>
+      <w:r>
+        <w:rPr>
+          <w:lang w:val="sw_KE" w:bidi="sw_KE"/>
+        </w:rPr>
+        <w:t xml:space="preserve">; </w:t>
+      </w:r>
+      <w:r>
+        <w:rPr>
+          <w:lang w:val="sw_KE" w:bidi="sw_KE"/>
+        </w:rPr>
+        <w:t>14:3–12</w:t>
+      </w:r>
       <w:r>
         <w:rPr>
           <w:lang w:val="sw_KE" w:bidi="sw_KE"/>
@@ -1717,270 +1357,180 @@
         </w:rPr>
         <w:t>Yesu mara nyingi alitoa majibu yasiyo ya moja kwa moja (</w:t>
       </w:r>
-      <w:hyperlink r:id="rId65">
-        <w:r>
-          <w:rPr>
-            <w:lang w:val="sw_KE" w:bidi="sw_KE"/>
-          </w:rPr>
-          <w:rPr>
-            <w:color w:val="0000EE"/>
-            <w:u w:val="single"/>
-          </w:rPr>
-          <w:t>Mathayo 13:10–15</w:t>
-        </w:r>
-      </w:hyperlink>
-      <w:r>
-        <w:rPr>
-          <w:lang w:val="sw_KE" w:bidi="sw_KE"/>
-        </w:rPr>
-        <w:t xml:space="preserve">; </w:t>
-      </w:r>
-      <w:hyperlink r:id="rId66">
-        <w:r>
-          <w:rPr>
-            <w:lang w:val="sw_KE" w:bidi="sw_KE"/>
-          </w:rPr>
-          <w:rPr>
-            <w:color w:val="0000EE"/>
-            <w:u w:val="single"/>
-          </w:rPr>
-          <w:t>17:24–27</w:t>
-        </w:r>
-      </w:hyperlink>
-      <w:r>
-        <w:rPr>
-          <w:lang w:val="sw_KE" w:bidi="sw_KE"/>
-        </w:rPr>
-        <w:t xml:space="preserve">; </w:t>
-      </w:r>
-      <w:hyperlink r:id="rId67">
-        <w:r>
-          <w:rPr>
-            <w:lang w:val="sw_KE" w:bidi="sw_KE"/>
-          </w:rPr>
-          <w:rPr>
-            <w:color w:val="0000EE"/>
-            <w:u w:val="single"/>
-          </w:rPr>
-          <w:t>19:3–12</w:t>
-        </w:r>
-      </w:hyperlink>
-      <w:r>
-        <w:rPr>
-          <w:lang w:val="sw_KE" w:bidi="sw_KE"/>
-        </w:rPr>
-        <w:t xml:space="preserve">; </w:t>
-      </w:r>
-      <w:hyperlink r:id="rId68">
-        <w:r>
-          <w:rPr>
-            <w:lang w:val="sw_KE" w:bidi="sw_KE"/>
-          </w:rPr>
-          <w:rPr>
-            <w:color w:val="0000EE"/>
-            <w:u w:val="single"/>
-          </w:rPr>
-          <w:t>21:23–27</w:t>
-        </w:r>
-      </w:hyperlink>
+      <w:r>
+        <w:rPr>
+          <w:lang w:val="sw_KE" w:bidi="sw_KE"/>
+        </w:rPr>
+        <w:t>Mathayo 13:10–15</w:t>
+      </w:r>
+      <w:r>
+        <w:rPr>
+          <w:lang w:val="sw_KE" w:bidi="sw_KE"/>
+        </w:rPr>
+        <w:t xml:space="preserve">; </w:t>
+      </w:r>
+      <w:r>
+        <w:rPr>
+          <w:lang w:val="sw_KE" w:bidi="sw_KE"/>
+        </w:rPr>
+        <w:t>17:24–27</w:t>
+      </w:r>
+      <w:r>
+        <w:rPr>
+          <w:lang w:val="sw_KE" w:bidi="sw_KE"/>
+        </w:rPr>
+        <w:t xml:space="preserve">; </w:t>
+      </w:r>
+      <w:r>
+        <w:rPr>
+          <w:lang w:val="sw_KE" w:bidi="sw_KE"/>
+        </w:rPr>
+        <w:t>19:3–12</w:t>
+      </w:r>
+      <w:r>
+        <w:rPr>
+          <w:lang w:val="sw_KE" w:bidi="sw_KE"/>
+        </w:rPr>
+        <w:t xml:space="preserve">; </w:t>
+      </w:r>
+      <w:r>
+        <w:rPr>
+          <w:lang w:val="sw_KE" w:bidi="sw_KE"/>
+        </w:rPr>
+        <w:t>21:23–27</w:t>
+      </w:r>
       <w:r>
         <w:rPr>
           <w:lang w:val="sw_KE" w:bidi="sw_KE"/>
         </w:rPr>
         <w:t>). Alikataa kuonyesha ishara za miujiza ili kuthibitisha madai yake (</w:t>
       </w:r>
-      <w:hyperlink r:id="rId69">
-        <w:r>
-          <w:rPr>
-            <w:lang w:val="sw_KE" w:bidi="sw_KE"/>
-          </w:rPr>
-          <w:rPr>
-            <w:color w:val="0000EE"/>
-            <w:u w:val="single"/>
-          </w:rPr>
-          <w:t>12:38–42</w:t>
-        </w:r>
-      </w:hyperlink>
-      <w:r>
-        <w:rPr>
-          <w:lang w:val="sw_KE" w:bidi="sw_KE"/>
-        </w:rPr>
-        <w:t xml:space="preserve">; </w:t>
-      </w:r>
-      <w:hyperlink r:id="rId70">
-        <w:r>
-          <w:rPr>
-            <w:lang w:val="sw_KE" w:bidi="sw_KE"/>
-          </w:rPr>
-          <w:rPr>
-            <w:color w:val="0000EE"/>
-            <w:u w:val="single"/>
-          </w:rPr>
-          <w:t>16:1–4</w:t>
-        </w:r>
-      </w:hyperlink>
+      <w:r>
+        <w:rPr>
+          <w:lang w:val="sw_KE" w:bidi="sw_KE"/>
+        </w:rPr>
+        <w:t>12:38–42</w:t>
+      </w:r>
+      <w:r>
+        <w:rPr>
+          <w:lang w:val="sw_KE" w:bidi="sw_KE"/>
+        </w:rPr>
+        <w:t xml:space="preserve">; </w:t>
+      </w:r>
+      <w:r>
+        <w:rPr>
+          <w:lang w:val="sw_KE" w:bidi="sw_KE"/>
+        </w:rPr>
+        <w:t>16:1–4</w:t>
+      </w:r>
       <w:r>
         <w:rPr>
           <w:lang w:val="sw_KE" w:bidi="sw_KE"/>
         </w:rPr>
         <w:t>). Alitumia muda na watu ambao jamii ilikuwa imewakataa (</w:t>
       </w:r>
-      <w:hyperlink r:id="rId71">
-        <w:r>
-          <w:rPr>
-            <w:lang w:val="sw_KE" w:bidi="sw_KE"/>
-          </w:rPr>
-          <w:rPr>
-            <w:color w:val="0000EE"/>
-            <w:u w:val="single"/>
-          </w:rPr>
-          <w:t>9:9–13</w:t>
-        </w:r>
-      </w:hyperlink>
-      <w:r>
-        <w:rPr>
-          <w:lang w:val="sw_KE" w:bidi="sw_KE"/>
-        </w:rPr>
-        <w:t xml:space="preserve">; </w:t>
-      </w:r>
-      <w:hyperlink r:id="rId72">
-        <w:r>
-          <w:rPr>
-            <w:lang w:val="sw_KE" w:bidi="sw_KE"/>
-          </w:rPr>
-          <w:rPr>
-            <w:color w:val="0000EE"/>
-            <w:u w:val="single"/>
-          </w:rPr>
-          <w:t>11:16–19</w:t>
-        </w:r>
-      </w:hyperlink>
+      <w:r>
+        <w:rPr>
+          <w:lang w:val="sw_KE" w:bidi="sw_KE"/>
+        </w:rPr>
+        <w:t>9:9–13</w:t>
+      </w:r>
+      <w:r>
+        <w:rPr>
+          <w:lang w:val="sw_KE" w:bidi="sw_KE"/>
+        </w:rPr>
+        <w:t xml:space="preserve">; </w:t>
+      </w:r>
+      <w:r>
+        <w:rPr>
+          <w:lang w:val="sw_KE" w:bidi="sw_KE"/>
+        </w:rPr>
+        <w:t>11:16–19</w:t>
+      </w:r>
       <w:r>
         <w:rPr>
           <w:lang w:val="sw_KE" w:bidi="sw_KE"/>
         </w:rPr>
         <w:t>). Alipinga desturi za Kiyahudi (</w:t>
       </w:r>
-      <w:hyperlink r:id="rId73">
-        <w:r>
-          <w:rPr>
-            <w:lang w:val="sw_KE" w:bidi="sw_KE"/>
-          </w:rPr>
-          <w:rPr>
-            <w:color w:val="0000EE"/>
-            <w:u w:val="single"/>
-          </w:rPr>
-          <w:t>5:17–20</w:t>
-        </w:r>
-      </w:hyperlink>
-      <w:r>
-        <w:rPr>
-          <w:lang w:val="sw_KE" w:bidi="sw_KE"/>
-        </w:rPr>
-        <w:t xml:space="preserve">; </w:t>
-      </w:r>
-      <w:hyperlink r:id="rId74">
-        <w:r>
-          <w:rPr>
-            <w:lang w:val="sw_KE" w:bidi="sw_KE"/>
-          </w:rPr>
-          <w:rPr>
-            <w:color w:val="0000EE"/>
-            <w:u w:val="single"/>
-          </w:rPr>
-          <w:t>9:14–17</w:t>
-        </w:r>
-      </w:hyperlink>
-      <w:r>
-        <w:rPr>
-          <w:lang w:val="sw_KE" w:bidi="sw_KE"/>
-        </w:rPr>
-        <w:t xml:space="preserve">; </w:t>
-      </w:r>
-      <w:hyperlink r:id="rId75">
-        <w:r>
-          <w:rPr>
-            <w:lang w:val="sw_KE" w:bidi="sw_KE"/>
-          </w:rPr>
-          <w:rPr>
-            <w:color w:val="0000EE"/>
-            <w:u w:val="single"/>
-          </w:rPr>
-          <w:t>12:1–14</w:t>
-        </w:r>
-      </w:hyperlink>
-      <w:r>
-        <w:rPr>
-          <w:lang w:val="sw_KE" w:bidi="sw_KE"/>
-        </w:rPr>
-        <w:t xml:space="preserve">; </w:t>
-      </w:r>
-      <w:hyperlink r:id="rId76">
-        <w:r>
-          <w:rPr>
-            <w:lang w:val="sw_KE" w:bidi="sw_KE"/>
-          </w:rPr>
-          <w:rPr>
-            <w:color w:val="0000EE"/>
-            <w:u w:val="single"/>
-          </w:rPr>
-          <w:t>15:1–20</w:t>
-        </w:r>
-      </w:hyperlink>
-      <w:r>
-        <w:rPr>
-          <w:lang w:val="sw_KE" w:bidi="sw_KE"/>
-        </w:rPr>
-        <w:t xml:space="preserve">; </w:t>
-      </w:r>
-      <w:hyperlink r:id="rId77">
-        <w:r>
-          <w:rPr>
-            <w:lang w:val="sw_KE" w:bidi="sw_KE"/>
-          </w:rPr>
-          <w:rPr>
-            <w:color w:val="0000EE"/>
-            <w:u w:val="single"/>
-          </w:rPr>
-          <w:t>21:12–13</w:t>
-        </w:r>
-      </w:hyperlink>
+      <w:r>
+        <w:rPr>
+          <w:lang w:val="sw_KE" w:bidi="sw_KE"/>
+        </w:rPr>
+        <w:t>5:17–20</w:t>
+      </w:r>
+      <w:r>
+        <w:rPr>
+          <w:lang w:val="sw_KE" w:bidi="sw_KE"/>
+        </w:rPr>
+        <w:t xml:space="preserve">; </w:t>
+      </w:r>
+      <w:r>
+        <w:rPr>
+          <w:lang w:val="sw_KE" w:bidi="sw_KE"/>
+        </w:rPr>
+        <w:t>9:14–17</w:t>
+      </w:r>
+      <w:r>
+        <w:rPr>
+          <w:lang w:val="sw_KE" w:bidi="sw_KE"/>
+        </w:rPr>
+        <w:t xml:space="preserve">; </w:t>
+      </w:r>
+      <w:r>
+        <w:rPr>
+          <w:lang w:val="sw_KE" w:bidi="sw_KE"/>
+        </w:rPr>
+        <w:t>12:1–14</w:t>
+      </w:r>
+      <w:r>
+        <w:rPr>
+          <w:lang w:val="sw_KE" w:bidi="sw_KE"/>
+        </w:rPr>
+        <w:t xml:space="preserve">; </w:t>
+      </w:r>
+      <w:r>
+        <w:rPr>
+          <w:lang w:val="sw_KE" w:bidi="sw_KE"/>
+        </w:rPr>
+        <w:t>15:1–20</w:t>
+      </w:r>
+      <w:r>
+        <w:rPr>
+          <w:lang w:val="sw_KE" w:bidi="sw_KE"/>
+        </w:rPr>
+        <w:t xml:space="preserve">; </w:t>
+      </w:r>
+      <w:r>
+        <w:rPr>
+          <w:lang w:val="sw_KE" w:bidi="sw_KE"/>
+        </w:rPr>
+        <w:t>21:12–13</w:t>
+      </w:r>
       <w:r>
         <w:rPr>
           <w:lang w:val="sw_KE" w:bidi="sw_KE"/>
         </w:rPr>
         <w:t>). Aliepuka kutambuliwa hadharani (</w:t>
       </w:r>
-      <w:hyperlink r:id="rId78">
-        <w:r>
-          <w:rPr>
-            <w:lang w:val="sw_KE" w:bidi="sw_KE"/>
-          </w:rPr>
-          <w:rPr>
-            <w:color w:val="0000EE"/>
-            <w:u w:val="single"/>
-          </w:rPr>
-          <w:t>8:4</w:t>
-        </w:r>
-      </w:hyperlink>
-      <w:r>
-        <w:rPr>
-          <w:lang w:val="sw_KE" w:bidi="sw_KE"/>
-        </w:rPr>
-        <w:t xml:space="preserve">; </w:t>
-      </w:r>
-      <w:hyperlink r:id="rId79">
-        <w:r>
-          <w:rPr>
-            <w:lang w:val="sw_KE" w:bidi="sw_KE"/>
-          </w:rPr>
-          <w:rPr>
-            <w:color w:val="0000EE"/>
-            <w:u w:val="single"/>
-          </w:rPr>
-          <w:t>12:15–21</w:t>
-        </w:r>
-      </w:hyperlink>
+      <w:r>
+        <w:rPr>
+          <w:lang w:val="sw_KE" w:bidi="sw_KE"/>
+        </w:rPr>
+        <w:t>8:4</w:t>
+      </w:r>
+      <w:r>
+        <w:rPr>
+          <w:lang w:val="sw_KE" w:bidi="sw_KE"/>
+        </w:rPr>
+        <w:t xml:space="preserve">; </w:t>
+      </w:r>
+      <w:r>
+        <w:rPr>
+          <w:lang w:val="sw_KE" w:bidi="sw_KE"/>
+        </w:rPr>
+        <w:t>12:15–21</w:t>
+      </w:r>
       <w:r>
         <w:rPr>
           <w:lang w:val="sw_KE" w:bidi="sw_KE"/>
@@ -2001,126 +1551,84 @@
         </w:rPr>
         <w:t>Alishiriki maarifa yake na watu ambao hawakutarajiwa (</w:t>
       </w:r>
-      <w:hyperlink r:id="rId80">
-        <w:r>
-          <w:rPr>
-            <w:lang w:val="sw_KE" w:bidi="sw_KE"/>
-          </w:rPr>
-          <w:rPr>
-            <w:color w:val="0000EE"/>
-            <w:u w:val="single"/>
-          </w:rPr>
-          <w:t>Mathayo 11:25–27</w:t>
-        </w:r>
-      </w:hyperlink>
-      <w:r>
-        <w:rPr>
-          <w:lang w:val="sw_KE" w:bidi="sw_KE"/>
-        </w:rPr>
-        <w:t xml:space="preserve">; </w:t>
-      </w:r>
-      <w:hyperlink r:id="rId81">
-        <w:r>
-          <w:rPr>
-            <w:lang w:val="sw_KE" w:bidi="sw_KE"/>
-          </w:rPr>
-          <w:rPr>
-            <w:color w:val="0000EE"/>
-            <w:u w:val="single"/>
-          </w:rPr>
-          <w:t>13:16–17</w:t>
-        </w:r>
-      </w:hyperlink>
-      <w:r>
-        <w:rPr>
-          <w:lang w:val="sw_KE" w:bidi="sw_KE"/>
-        </w:rPr>
-        <w:t xml:space="preserve">; </w:t>
-      </w:r>
-      <w:hyperlink r:id="rId82">
-        <w:r>
-          <w:rPr>
-            <w:lang w:val="sw_KE" w:bidi="sw_KE"/>
-          </w:rPr>
-          <w:rPr>
-            <w:color w:val="0000EE"/>
-            <w:u w:val="single"/>
-          </w:rPr>
-          <w:t>16:13–20</w:t>
-        </w:r>
-      </w:hyperlink>
+      <w:r>
+        <w:rPr>
+          <w:lang w:val="sw_KE" w:bidi="sw_KE"/>
+        </w:rPr>
+        <w:t>Mathayo 11:25–27</w:t>
+      </w:r>
+      <w:r>
+        <w:rPr>
+          <w:lang w:val="sw_KE" w:bidi="sw_KE"/>
+        </w:rPr>
+        <w:t xml:space="preserve">; </w:t>
+      </w:r>
+      <w:r>
+        <w:rPr>
+          <w:lang w:val="sw_KE" w:bidi="sw_KE"/>
+        </w:rPr>
+        <w:t>13:16–17</w:t>
+      </w:r>
+      <w:r>
+        <w:rPr>
+          <w:lang w:val="sw_KE" w:bidi="sw_KE"/>
+        </w:rPr>
+        <w:t xml:space="preserve">; </w:t>
+      </w:r>
+      <w:r>
+        <w:rPr>
+          <w:lang w:val="sw_KE" w:bidi="sw_KE"/>
+        </w:rPr>
+        <w:t>16:13–20</w:t>
+      </w:r>
       <w:r>
         <w:rPr>
           <w:lang w:val="sw_KE" w:bidi="sw_KE"/>
         </w:rPr>
         <w:t>). Alizungumza kuhusu kifo cha aibu ambacho angekumbana nacho (</w:t>
       </w:r>
-      <w:hyperlink r:id="rId83">
-        <w:r>
-          <w:rPr>
-            <w:lang w:val="sw_KE" w:bidi="sw_KE"/>
-          </w:rPr>
-          <w:rPr>
-            <w:color w:val="0000EE"/>
-            <w:u w:val="single"/>
-          </w:rPr>
-          <w:t>16:21</w:t>
-        </w:r>
-      </w:hyperlink>
-      <w:r>
-        <w:rPr>
-          <w:lang w:val="sw_KE" w:bidi="sw_KE"/>
-        </w:rPr>
-        <w:t xml:space="preserve">; </w:t>
-      </w:r>
-      <w:hyperlink r:id="rId84">
-        <w:r>
-          <w:rPr>
-            <w:lang w:val="sw_KE" w:bidi="sw_KE"/>
-          </w:rPr>
-          <w:rPr>
-            <w:color w:val="0000EE"/>
-            <w:u w:val="single"/>
-          </w:rPr>
-          <w:t>17:22–23</w:t>
-        </w:r>
-      </w:hyperlink>
-      <w:r>
-        <w:rPr>
-          <w:lang w:val="sw_KE" w:bidi="sw_KE"/>
-        </w:rPr>
-        <w:t xml:space="preserve">; </w:t>
-      </w:r>
-      <w:hyperlink r:id="rId85">
-        <w:r>
-          <w:rPr>
-            <w:lang w:val="sw_KE" w:bidi="sw_KE"/>
-          </w:rPr>
-          <w:rPr>
-            <w:color w:val="0000EE"/>
-            <w:u w:val="single"/>
-          </w:rPr>
-          <w:t>20:18–19</w:t>
-        </w:r>
-      </w:hyperlink>
-      <w:r>
-        <w:rPr>
-          <w:lang w:val="sw_KE" w:bidi="sw_KE"/>
-        </w:rPr>
-        <w:t xml:space="preserve">; </w:t>
-      </w:r>
-      <w:hyperlink r:id="rId86">
-        <w:r>
-          <w:rPr>
-            <w:lang w:val="sw_KE" w:bidi="sw_KE"/>
-          </w:rPr>
-          <w:rPr>
-            <w:color w:val="0000EE"/>
-            <w:u w:val="single"/>
-          </w:rPr>
-          <w:t>26:2</w:t>
-        </w:r>
-      </w:hyperlink>
+      <w:r>
+        <w:rPr>
+          <w:lang w:val="sw_KE" w:bidi="sw_KE"/>
+        </w:rPr>
+        <w:t>16:21</w:t>
+      </w:r>
+      <w:r>
+        <w:rPr>
+          <w:lang w:val="sw_KE" w:bidi="sw_KE"/>
+        </w:rPr>
+        <w:t xml:space="preserve">; </w:t>
+      </w:r>
+      <w:r>
+        <w:rPr>
+          <w:lang w:val="sw_KE" w:bidi="sw_KE"/>
+        </w:rPr>
+        <w:t>17:22–23</w:t>
+      </w:r>
+      <w:r>
+        <w:rPr>
+          <w:lang w:val="sw_KE" w:bidi="sw_KE"/>
+        </w:rPr>
+        <w:t xml:space="preserve">; </w:t>
+      </w:r>
+      <w:r>
+        <w:rPr>
+          <w:lang w:val="sw_KE" w:bidi="sw_KE"/>
+        </w:rPr>
+        <w:t>20:18–19</w:t>
+      </w:r>
+      <w:r>
+        <w:rPr>
+          <w:lang w:val="sw_KE" w:bidi="sw_KE"/>
+        </w:rPr>
+        <w:t xml:space="preserve">; </w:t>
+      </w:r>
+      <w:r>
+        <w:rPr>
+          <w:lang w:val="sw_KE" w:bidi="sw_KE"/>
+        </w:rPr>
+        <w:t>26:2</w:t>
+      </w:r>
       <w:r>
         <w:rPr>
           <w:lang w:val="sw_KE" w:bidi="sw_KE"/>
@@ -2141,108 +1649,72 @@
         </w:rPr>
         <w:t>Mwishowe, Yesu alithibitishwa kuwa sahihi. Alishinda mabishano (</w:t>
       </w:r>
-      <w:hyperlink r:id="rId87">
-        <w:r>
-          <w:rPr>
-            <w:lang w:val="sw_KE" w:bidi="sw_KE"/>
-          </w:rPr>
-          <w:rPr>
-            <w:color w:val="0000EE"/>
-            <w:u w:val="single"/>
-          </w:rPr>
-          <w:t>Luka 20:20–40</w:t>
-        </w:r>
-      </w:hyperlink>
+      <w:r>
+        <w:rPr>
+          <w:lang w:val="sw_KE" w:bidi="sw_KE"/>
+        </w:rPr>
+        <w:t>Luka 20:20–40</w:t>
+      </w:r>
       <w:r>
         <w:rPr>
           <w:lang w:val="sw_KE" w:bidi="sw_KE"/>
         </w:rPr>
         <w:t>). Aliondoa pepo waliokuwa wakidhibiti watu (</w:t>
       </w:r>
-      <w:hyperlink r:id="rId88">
-        <w:r>
-          <w:rPr>
-            <w:lang w:val="sw_KE" w:bidi="sw_KE"/>
-          </w:rPr>
-          <w:rPr>
-            <w:color w:val="0000EE"/>
-            <w:u w:val="single"/>
-          </w:rPr>
-          <w:t>Mathayo 8:28–34</w:t>
-        </w:r>
-      </w:hyperlink>
+      <w:r>
+        <w:rPr>
+          <w:lang w:val="sw_KE" w:bidi="sw_KE"/>
+        </w:rPr>
+        <w:t>Mathayo 8:28–34</w:t>
+      </w:r>
       <w:r>
         <w:rPr>
           <w:lang w:val="sw_KE" w:bidi="sw_KE"/>
         </w:rPr>
         <w:t>). Aliponya watu kwa njia za kushangaza (</w:t>
       </w:r>
-      <w:hyperlink r:id="rId89">
-        <w:r>
-          <w:rPr>
-            <w:lang w:val="sw_KE" w:bidi="sw_KE"/>
-          </w:rPr>
-          <w:rPr>
-            <w:color w:val="0000EE"/>
-            <w:u w:val="single"/>
-          </w:rPr>
-          <w:t>Mathayo 9:1–8</w:t>
-        </w:r>
-      </w:hyperlink>
+      <w:r>
+        <w:rPr>
+          <w:lang w:val="sw_KE" w:bidi="sw_KE"/>
+        </w:rPr>
+        <w:t>Mathayo 9:1–8</w:t>
+      </w:r>
       <w:r>
         <w:rPr>
           <w:lang w:val="sw_KE" w:bidi="sw_KE"/>
         </w:rPr>
         <w:t>). Aliwafufua watu kutoka kwa wafu (</w:t>
       </w:r>
-      <w:hyperlink r:id="rId90">
-        <w:r>
-          <w:rPr>
-            <w:lang w:val="sw_KE" w:bidi="sw_KE"/>
-          </w:rPr>
-          <w:rPr>
-            <w:color w:val="0000EE"/>
-            <w:u w:val="single"/>
-          </w:rPr>
-          <w:t>Mathayo 9:18–26</w:t>
-        </w:r>
-      </w:hyperlink>
+      <w:r>
+        <w:rPr>
+          <w:lang w:val="sw_KE" w:bidi="sw_KE"/>
+        </w:rPr>
+        <w:t>Mathayo 9:18–26</w:t>
+      </w:r>
       <w:r>
         <w:rPr>
           <w:lang w:val="sw_KE" w:bidi="sw_KE"/>
         </w:rPr>
         <w:t>). Hatimaye, alifufuka kutoka kwa wafu (</w:t>
       </w:r>
-      <w:hyperlink r:id="rId91">
-        <w:r>
-          <w:rPr>
-            <w:lang w:val="sw_KE" w:bidi="sw_KE"/>
-          </w:rPr>
-          <w:rPr>
-            <w:color w:val="0000EE"/>
-            <w:u w:val="single"/>
-          </w:rPr>
-          <w:t>Mathayo 28:1–10</w:t>
-        </w:r>
-      </w:hyperlink>
+      <w:r>
+        <w:rPr>
+          <w:lang w:val="sw_KE" w:bidi="sw_KE"/>
+        </w:rPr>
+        <w:t>Mathayo 28:1–10</w:t>
+      </w:r>
       <w:r>
         <w:rPr>
           <w:lang w:val="sw_KE" w:bidi="sw_KE"/>
         </w:rPr>
         <w:t>). Huduma yake ilisababisha mgawanyiko lakini ilikuwa na ufanisi katika kuanzisha Ufalme wa Mungu duniani (</w:t>
       </w:r>
-      <w:hyperlink r:id="rId92">
-        <w:r>
-          <w:rPr>
-            <w:lang w:val="sw_KE" w:bidi="sw_KE"/>
-          </w:rPr>
-          <w:rPr>
-            <w:color w:val="0000EE"/>
-            <w:u w:val="single"/>
-          </w:rPr>
-          <w:t>Mathayo 11:2–6</w:t>
-        </w:r>
-      </w:hyperlink>
+      <w:r>
+        <w:rPr>
+          <w:lang w:val="sw_KE" w:bidi="sw_KE"/>
+        </w:rPr>
+        <w:t>Mathayo 11:2–6</w:t>
+      </w:r>
       <w:r>
         <w:rPr>
           <w:lang w:val="sw_KE" w:bidi="sw_KE"/>
@@ -2272,540 +1744,360 @@
           <w:lang w:val="sw_KE" w:bidi="sw_KE"/>
         </w:rPr>
       </w:r>
-      <w:hyperlink r:id="rId93">
-        <w:r>
-          <w:rPr>
-            <w:lang w:val="sw_KE" w:bidi="sw_KE"/>
-          </w:rPr>
-          <w:rPr>
-            <w:color w:val="0000EE"/>
-            <w:u w:val="single"/>
-          </w:rPr>
-          <w:t>Isaya 3:8</w:t>
-        </w:r>
-      </w:hyperlink>
-      <w:r>
-        <w:rPr>
-          <w:lang w:val="sw_KE" w:bidi="sw_KE"/>
-        </w:rPr>
-        <w:t xml:space="preserve">; </w:t>
-      </w:r>
-      <w:hyperlink r:id="rId94">
-        <w:r>
-          <w:rPr>
-            <w:lang w:val="sw_KE" w:bidi="sw_KE"/>
-          </w:rPr>
-          <w:rPr>
-            <w:color w:val="0000EE"/>
-            <w:u w:val="single"/>
-          </w:rPr>
-          <w:t>8:14–15</w:t>
-        </w:r>
-      </w:hyperlink>
-      <w:r>
-        <w:rPr>
-          <w:lang w:val="sw_KE" w:bidi="sw_KE"/>
-        </w:rPr>
-        <w:t xml:space="preserve">; </w:t>
-      </w:r>
-      <w:hyperlink r:id="rId95">
-        <w:r>
-          <w:rPr>
-            <w:lang w:val="sw_KE" w:bidi="sw_KE"/>
-          </w:rPr>
-          <w:rPr>
-            <w:color w:val="0000EE"/>
-            <w:u w:val="single"/>
-          </w:rPr>
-          <w:t>28:12–13</w:t>
-        </w:r>
-      </w:hyperlink>
-      <w:r>
-        <w:rPr>
-          <w:lang w:val="sw_KE" w:bidi="sw_KE"/>
-        </w:rPr>
-        <w:t xml:space="preserve">; </w:t>
-      </w:r>
-      <w:hyperlink r:id="rId96">
-        <w:r>
-          <w:rPr>
-            <w:lang w:val="sw_KE" w:bidi="sw_KE"/>
-          </w:rPr>
-          <w:rPr>
-            <w:color w:val="0000EE"/>
-            <w:u w:val="single"/>
-          </w:rPr>
-          <w:t>59:9–10</w:t>
-        </w:r>
-      </w:hyperlink>
-      <w:r>
-        <w:rPr>
-          <w:lang w:val="sw_KE" w:bidi="sw_KE"/>
-        </w:rPr>
-        <w:t xml:space="preserve">; </w:t>
-      </w:r>
-      <w:hyperlink r:id="rId97">
-        <w:r>
-          <w:rPr>
-            <w:lang w:val="sw_KE" w:bidi="sw_KE"/>
-          </w:rPr>
-          <w:rPr>
-            <w:color w:val="0000EE"/>
-            <w:u w:val="single"/>
-          </w:rPr>
-          <w:t>Yeremia 13:16</w:t>
-        </w:r>
-      </w:hyperlink>
-      <w:r>
-        <w:rPr>
-          <w:lang w:val="sw_KE" w:bidi="sw_KE"/>
-        </w:rPr>
-        <w:t xml:space="preserve">; </w:t>
-      </w:r>
-      <w:hyperlink r:id="rId98">
-        <w:r>
-          <w:rPr>
-            <w:lang w:val="sw_KE" w:bidi="sw_KE"/>
-          </w:rPr>
-          <w:rPr>
-            <w:color w:val="0000EE"/>
-            <w:u w:val="single"/>
-          </w:rPr>
-          <w:t>20:11</w:t>
-        </w:r>
-      </w:hyperlink>
-      <w:r>
-        <w:rPr>
-          <w:lang w:val="sw_KE" w:bidi="sw_KE"/>
-        </w:rPr>
-        <w:t xml:space="preserve">; </w:t>
-      </w:r>
-      <w:hyperlink r:id="rId99">
-        <w:r>
-          <w:rPr>
-            <w:lang w:val="sw_KE" w:bidi="sw_KE"/>
-          </w:rPr>
-          <w:rPr>
-            <w:color w:val="0000EE"/>
-            <w:u w:val="single"/>
-          </w:rPr>
-          <w:t>31:7–9</w:t>
-        </w:r>
-      </w:hyperlink>
-      <w:r>
-        <w:rPr>
-          <w:lang w:val="sw_KE" w:bidi="sw_KE"/>
-        </w:rPr>
-        <w:t xml:space="preserve">; </w:t>
-      </w:r>
-      <w:hyperlink r:id="rId100">
-        <w:r>
-          <w:rPr>
-            <w:lang w:val="sw_KE" w:bidi="sw_KE"/>
-          </w:rPr>
-          <w:rPr>
-            <w:color w:val="0000EE"/>
-            <w:u w:val="single"/>
-          </w:rPr>
-          <w:t>50:31–32</w:t>
-        </w:r>
-      </w:hyperlink>
-      <w:r>
-        <w:rPr>
-          <w:lang w:val="sw_KE" w:bidi="sw_KE"/>
-        </w:rPr>
-        <w:t xml:space="preserve">; </w:t>
-      </w:r>
-      <w:hyperlink r:id="rId101">
-        <w:r>
-          <w:rPr>
-            <w:lang w:val="sw_KE" w:bidi="sw_KE"/>
-          </w:rPr>
-          <w:rPr>
-            <w:color w:val="0000EE"/>
-            <w:u w:val="single"/>
-          </w:rPr>
-          <w:t>Hosea 4:4–6</w:t>
-        </w:r>
-      </w:hyperlink>
-      <w:r>
-        <w:rPr>
-          <w:lang w:val="sw_KE" w:bidi="sw_KE"/>
-        </w:rPr>
-        <w:t xml:space="preserve">; </w:t>
-      </w:r>
-      <w:hyperlink r:id="rId102">
-        <w:r>
-          <w:rPr>
-            <w:lang w:val="sw_KE" w:bidi="sw_KE"/>
-          </w:rPr>
-          <w:rPr>
-            <w:color w:val="0000EE"/>
-            <w:u w:val="single"/>
-          </w:rPr>
-          <w:t>5:5</w:t>
-        </w:r>
-      </w:hyperlink>
-      <w:r>
-        <w:rPr>
-          <w:lang w:val="sw_KE" w:bidi="sw_KE"/>
-        </w:rPr>
-        <w:t xml:space="preserve">; </w:t>
-      </w:r>
-      <w:hyperlink r:id="rId103">
-        <w:r>
-          <w:rPr>
-            <w:lang w:val="sw_KE" w:bidi="sw_KE"/>
-          </w:rPr>
-          <w:rPr>
-            <w:color w:val="0000EE"/>
-            <w:u w:val="single"/>
-          </w:rPr>
-          <w:t>14:9</w:t>
-        </w:r>
-      </w:hyperlink>
-      <w:r>
-        <w:rPr>
-          <w:lang w:val="sw_KE" w:bidi="sw_KE"/>
-        </w:rPr>
-        <w:t xml:space="preserve">; </w:t>
-      </w:r>
-      <w:hyperlink r:id="rId104">
-        <w:r>
-          <w:rPr>
-            <w:lang w:val="sw_KE" w:bidi="sw_KE"/>
-          </w:rPr>
-          <w:rPr>
-            <w:color w:val="0000EE"/>
-            <w:u w:val="single"/>
-          </w:rPr>
-          <w:t>Malaki 2:7–9</w:t>
-        </w:r>
-      </w:hyperlink>
-      <w:r>
-        <w:rPr>
-          <w:lang w:val="sw_KE" w:bidi="sw_KE"/>
-        </w:rPr>
-        <w:t xml:space="preserve">; </w:t>
-      </w:r>
-      <w:hyperlink r:id="rId105">
-        <w:r>
-          <w:rPr>
-            <w:lang w:val="sw_KE" w:bidi="sw_KE"/>
-          </w:rPr>
-          <w:rPr>
-            <w:color w:val="0000EE"/>
-            <w:u w:val="single"/>
-          </w:rPr>
-          <w:t>Mathayo 11:5–6</w:t>
-        </w:r>
-      </w:hyperlink>
-      <w:r>
-        <w:rPr>
-          <w:lang w:val="sw_KE" w:bidi="sw_KE"/>
-        </w:rPr>
-        <w:t xml:space="preserve">; </w:t>
-      </w:r>
-      <w:hyperlink r:id="rId106">
-        <w:r>
-          <w:rPr>
-            <w:lang w:val="sw_KE" w:bidi="sw_KE"/>
-          </w:rPr>
-          <w:rPr>
-            <w:color w:val="0000EE"/>
-            <w:u w:val="single"/>
-          </w:rPr>
-          <w:t>13:54–58</w:t>
-        </w:r>
-      </w:hyperlink>
-      <w:r>
-        <w:rPr>
-          <w:lang w:val="sw_KE" w:bidi="sw_KE"/>
-        </w:rPr>
-        <w:t xml:space="preserve">; </w:t>
-      </w:r>
-      <w:hyperlink r:id="rId107">
-        <w:r>
-          <w:rPr>
-            <w:lang w:val="sw_KE" w:bidi="sw_KE"/>
-          </w:rPr>
-          <w:rPr>
-            <w:color w:val="0000EE"/>
-            <w:u w:val="single"/>
-          </w:rPr>
-          <w:t>17:27</w:t>
-        </w:r>
-      </w:hyperlink>
-      <w:r>
-        <w:rPr>
-          <w:lang w:val="sw_KE" w:bidi="sw_KE"/>
-        </w:rPr>
-        <w:t xml:space="preserve">; </w:t>
-      </w:r>
-      <w:hyperlink r:id="rId108">
-        <w:r>
-          <w:rPr>
-            <w:lang w:val="sw_KE" w:bidi="sw_KE"/>
-          </w:rPr>
-          <w:rPr>
-            <w:color w:val="0000EE"/>
-            <w:u w:val="single"/>
-          </w:rPr>
-          <w:t>21:42–46</w:t>
-        </w:r>
-      </w:hyperlink>
-      <w:r>
-        <w:rPr>
-          <w:lang w:val="sw_KE" w:bidi="sw_KE"/>
-        </w:rPr>
-        <w:t xml:space="preserve">; </w:t>
-      </w:r>
-      <w:hyperlink r:id="rId109">
-        <w:r>
-          <w:rPr>
-            <w:lang w:val="sw_KE" w:bidi="sw_KE"/>
-          </w:rPr>
-          <w:rPr>
-            <w:color w:val="0000EE"/>
-            <w:u w:val="single"/>
-          </w:rPr>
-          <w:t>Marko 6:3</w:t>
-        </w:r>
-      </w:hyperlink>
-      <w:r>
-        <w:rPr>
-          <w:lang w:val="sw_KE" w:bidi="sw_KE"/>
-        </w:rPr>
-        <w:t xml:space="preserve">; </w:t>
-      </w:r>
-      <w:hyperlink r:id="rId110">
-        <w:r>
-          <w:rPr>
-            <w:lang w:val="sw_KE" w:bidi="sw_KE"/>
-          </w:rPr>
-          <w:rPr>
-            <w:color w:val="0000EE"/>
-            <w:u w:val="single"/>
-          </w:rPr>
-          <w:t>Luka 20:17–19</w:t>
-        </w:r>
-      </w:hyperlink>
-      <w:r>
-        <w:rPr>
-          <w:lang w:val="sw_KE" w:bidi="sw_KE"/>
-        </w:rPr>
-        <w:t xml:space="preserve">; </w:t>
-      </w:r>
-      <w:hyperlink r:id="rId111">
-        <w:r>
-          <w:rPr>
-            <w:lang w:val="sw_KE" w:bidi="sw_KE"/>
-          </w:rPr>
-          <w:rPr>
-            <w:color w:val="0000EE"/>
-            <w:u w:val="single"/>
-          </w:rPr>
-          <w:t>Yohana 6:60–69</w:t>
-        </w:r>
-      </w:hyperlink>
-      <w:r>
-        <w:rPr>
-          <w:lang w:val="sw_KE" w:bidi="sw_KE"/>
-        </w:rPr>
-        <w:t xml:space="preserve">; </w:t>
-      </w:r>
-      <w:hyperlink r:id="rId112">
-        <w:r>
-          <w:rPr>
-            <w:lang w:val="sw_KE" w:bidi="sw_KE"/>
-          </w:rPr>
-          <w:rPr>
-            <w:color w:val="0000EE"/>
-            <w:u w:val="single"/>
-          </w:rPr>
-          <w:t>Warumi 9:30–33</w:t>
-        </w:r>
-      </w:hyperlink>
-      <w:r>
-        <w:rPr>
-          <w:lang w:val="sw_KE" w:bidi="sw_KE"/>
-        </w:rPr>
-        <w:t xml:space="preserve">; </w:t>
-      </w:r>
-      <w:hyperlink r:id="rId113">
-        <w:r>
-          <w:rPr>
-            <w:lang w:val="sw_KE" w:bidi="sw_KE"/>
-          </w:rPr>
-          <w:rPr>
-            <w:color w:val="0000EE"/>
-            <w:u w:val="single"/>
-          </w:rPr>
-          <w:t>11:7–12</w:t>
-        </w:r>
-      </w:hyperlink>
-      <w:r>
-        <w:rPr>
-          <w:lang w:val="sw_KE" w:bidi="sw_KE"/>
-        </w:rPr>
-        <w:t xml:space="preserve">; </w:t>
-      </w:r>
-      <w:hyperlink r:id="rId114">
-        <w:r>
-          <w:rPr>
-            <w:lang w:val="sw_KE" w:bidi="sw_KE"/>
-          </w:rPr>
-          <w:rPr>
-            <w:color w:val="0000EE"/>
-            <w:u w:val="single"/>
-          </w:rPr>
-          <w:t>14:12–13</w:t>
-        </w:r>
-      </w:hyperlink>
+      <w:r>
+        <w:rPr>
+          <w:lang w:val="sw_KE" w:bidi="sw_KE"/>
+        </w:rPr>
+        <w:t>Isaya 3:8</w:t>
+      </w:r>
+      <w:r>
+        <w:rPr>
+          <w:lang w:val="sw_KE" w:bidi="sw_KE"/>
+        </w:rPr>
+        <w:t xml:space="preserve">; </w:t>
+      </w:r>
+      <w:r>
+        <w:rPr>
+          <w:lang w:val="sw_KE" w:bidi="sw_KE"/>
+        </w:rPr>
+        <w:t>8:14–15</w:t>
+      </w:r>
+      <w:r>
+        <w:rPr>
+          <w:lang w:val="sw_KE" w:bidi="sw_KE"/>
+        </w:rPr>
+        <w:t xml:space="preserve">; </w:t>
+      </w:r>
+      <w:r>
+        <w:rPr>
+          <w:lang w:val="sw_KE" w:bidi="sw_KE"/>
+        </w:rPr>
+        <w:t>28:12–13</w:t>
+      </w:r>
+      <w:r>
+        <w:rPr>
+          <w:lang w:val="sw_KE" w:bidi="sw_KE"/>
+        </w:rPr>
+        <w:t xml:space="preserve">; </w:t>
+      </w:r>
+      <w:r>
+        <w:rPr>
+          <w:lang w:val="sw_KE" w:bidi="sw_KE"/>
+        </w:rPr>
+        <w:t>59:9–10</w:t>
+      </w:r>
+      <w:r>
+        <w:rPr>
+          <w:lang w:val="sw_KE" w:bidi="sw_KE"/>
+        </w:rPr>
+        <w:t xml:space="preserve">; </w:t>
+      </w:r>
+      <w:r>
+        <w:rPr>
+          <w:lang w:val="sw_KE" w:bidi="sw_KE"/>
+        </w:rPr>
+        <w:t>Yeremia 13:16</w:t>
+      </w:r>
+      <w:r>
+        <w:rPr>
+          <w:lang w:val="sw_KE" w:bidi="sw_KE"/>
+        </w:rPr>
+        <w:t xml:space="preserve">; </w:t>
+      </w:r>
+      <w:r>
+        <w:rPr>
+          <w:lang w:val="sw_KE" w:bidi="sw_KE"/>
+        </w:rPr>
+        <w:t>20:11</w:t>
+      </w:r>
+      <w:r>
+        <w:rPr>
+          <w:lang w:val="sw_KE" w:bidi="sw_KE"/>
+        </w:rPr>
+        <w:t xml:space="preserve">; </w:t>
+      </w:r>
+      <w:r>
+        <w:rPr>
+          <w:lang w:val="sw_KE" w:bidi="sw_KE"/>
+        </w:rPr>
+        <w:t>31:7–9</w:t>
+      </w:r>
+      <w:r>
+        <w:rPr>
+          <w:lang w:val="sw_KE" w:bidi="sw_KE"/>
+        </w:rPr>
+        <w:t xml:space="preserve">; </w:t>
+      </w:r>
+      <w:r>
+        <w:rPr>
+          <w:lang w:val="sw_KE" w:bidi="sw_KE"/>
+        </w:rPr>
+        <w:t>50:31–32</w:t>
+      </w:r>
+      <w:r>
+        <w:rPr>
+          <w:lang w:val="sw_KE" w:bidi="sw_KE"/>
+        </w:rPr>
+        <w:t xml:space="preserve">; </w:t>
+      </w:r>
+      <w:r>
+        <w:rPr>
+          <w:lang w:val="sw_KE" w:bidi="sw_KE"/>
+        </w:rPr>
+        <w:t>Hosea 4:4–6</w:t>
+      </w:r>
+      <w:r>
+        <w:rPr>
+          <w:lang w:val="sw_KE" w:bidi="sw_KE"/>
+        </w:rPr>
+        <w:t xml:space="preserve">; </w:t>
+      </w:r>
+      <w:r>
+        <w:rPr>
+          <w:lang w:val="sw_KE" w:bidi="sw_KE"/>
+        </w:rPr>
+        <w:t>5:5</w:t>
+      </w:r>
+      <w:r>
+        <w:rPr>
+          <w:lang w:val="sw_KE" w:bidi="sw_KE"/>
+        </w:rPr>
+        <w:t xml:space="preserve">; </w:t>
+      </w:r>
+      <w:r>
+        <w:rPr>
+          <w:lang w:val="sw_KE" w:bidi="sw_KE"/>
+        </w:rPr>
+        <w:t>14:9</w:t>
+      </w:r>
+      <w:r>
+        <w:rPr>
+          <w:lang w:val="sw_KE" w:bidi="sw_KE"/>
+        </w:rPr>
+        <w:t xml:space="preserve">; </w:t>
+      </w:r>
+      <w:r>
+        <w:rPr>
+          <w:lang w:val="sw_KE" w:bidi="sw_KE"/>
+        </w:rPr>
+        <w:t>Malaki 2:7–9</w:t>
+      </w:r>
+      <w:r>
+        <w:rPr>
+          <w:lang w:val="sw_KE" w:bidi="sw_KE"/>
+        </w:rPr>
+        <w:t xml:space="preserve">; </w:t>
+      </w:r>
+      <w:r>
+        <w:rPr>
+          <w:lang w:val="sw_KE" w:bidi="sw_KE"/>
+        </w:rPr>
+        <w:t>Mathayo 11:5–6</w:t>
+      </w:r>
+      <w:r>
+        <w:rPr>
+          <w:lang w:val="sw_KE" w:bidi="sw_KE"/>
+        </w:rPr>
+        <w:t xml:space="preserve">; </w:t>
+      </w:r>
+      <w:r>
+        <w:rPr>
+          <w:lang w:val="sw_KE" w:bidi="sw_KE"/>
+        </w:rPr>
+        <w:t>13:54–58</w:t>
+      </w:r>
+      <w:r>
+        <w:rPr>
+          <w:lang w:val="sw_KE" w:bidi="sw_KE"/>
+        </w:rPr>
+        <w:t xml:space="preserve">; </w:t>
+      </w:r>
+      <w:r>
+        <w:rPr>
+          <w:lang w:val="sw_KE" w:bidi="sw_KE"/>
+        </w:rPr>
+        <w:t>17:27</w:t>
+      </w:r>
+      <w:r>
+        <w:rPr>
+          <w:lang w:val="sw_KE" w:bidi="sw_KE"/>
+        </w:rPr>
+        <w:t xml:space="preserve">; </w:t>
+      </w:r>
+      <w:r>
+        <w:rPr>
+          <w:lang w:val="sw_KE" w:bidi="sw_KE"/>
+        </w:rPr>
+        <w:t>21:42–46</w:t>
+      </w:r>
+      <w:r>
+        <w:rPr>
+          <w:lang w:val="sw_KE" w:bidi="sw_KE"/>
+        </w:rPr>
+        <w:t xml:space="preserve">; </w:t>
+      </w:r>
+      <w:r>
+        <w:rPr>
+          <w:lang w:val="sw_KE" w:bidi="sw_KE"/>
+        </w:rPr>
+        <w:t>Marko 6:3</w:t>
+      </w:r>
+      <w:r>
+        <w:rPr>
+          <w:lang w:val="sw_KE" w:bidi="sw_KE"/>
+        </w:rPr>
+        <w:t xml:space="preserve">; </w:t>
+      </w:r>
+      <w:r>
+        <w:rPr>
+          <w:lang w:val="sw_KE" w:bidi="sw_KE"/>
+        </w:rPr>
+        <w:t>Luka 20:17–19</w:t>
+      </w:r>
+      <w:r>
+        <w:rPr>
+          <w:lang w:val="sw_KE" w:bidi="sw_KE"/>
+        </w:rPr>
+        <w:t xml:space="preserve">; </w:t>
+      </w:r>
+      <w:r>
+        <w:rPr>
+          <w:lang w:val="sw_KE" w:bidi="sw_KE"/>
+        </w:rPr>
+        <w:t>Yohana 6:60–69</w:t>
+      </w:r>
+      <w:r>
+        <w:rPr>
+          <w:lang w:val="sw_KE" w:bidi="sw_KE"/>
+        </w:rPr>
+        <w:t xml:space="preserve">; </w:t>
+      </w:r>
+      <w:r>
+        <w:rPr>
+          <w:lang w:val="sw_KE" w:bidi="sw_KE"/>
+        </w:rPr>
+        <w:t>Warumi 9:30–33</w:t>
+      </w:r>
+      <w:r>
+        <w:rPr>
+          <w:lang w:val="sw_KE" w:bidi="sw_KE"/>
+        </w:rPr>
+        <w:t xml:space="preserve">; </w:t>
+      </w:r>
+      <w:r>
+        <w:rPr>
+          <w:lang w:val="sw_KE" w:bidi="sw_KE"/>
+        </w:rPr>
+        <w:t>11:7–12</w:t>
+      </w:r>
+      <w:r>
+        <w:rPr>
+          <w:lang w:val="sw_KE" w:bidi="sw_KE"/>
+        </w:rPr>
+        <w:t xml:space="preserve">; </w:t>
+      </w:r>
+      <w:r>
+        <w:rPr>
+          <w:lang w:val="sw_KE" w:bidi="sw_KE"/>
+        </w:rPr>
+        <w:t>14:12–13</w:t>
+      </w:r>
       <w:r>
         <w:rPr>
           <w:lang w:val="sw_KE" w:bidi="sw_KE"/>
         </w:rPr>
         <w:t xml:space="preserve">, </w:t>
       </w:r>
-      <w:hyperlink r:id="rId115">
-        <w:r>
-          <w:rPr>
-            <w:lang w:val="sw_KE" w:bidi="sw_KE"/>
-          </w:rPr>
-          <w:rPr>
-            <w:color w:val="0000EE"/>
-            <w:u w:val="single"/>
-          </w:rPr>
-          <w:t>20–21</w:t>
-        </w:r>
-      </w:hyperlink>
-      <w:r>
-        <w:rPr>
-          <w:lang w:val="sw_KE" w:bidi="sw_KE"/>
-        </w:rPr>
-        <w:t xml:space="preserve">; </w:t>
-      </w:r>
-      <w:hyperlink r:id="rId116">
-        <w:r>
-          <w:rPr>
-            <w:lang w:val="sw_KE" w:bidi="sw_KE"/>
-          </w:rPr>
-          <w:rPr>
-            <w:color w:val="0000EE"/>
-            <w:u w:val="single"/>
-          </w:rPr>
-          <w:t>1 Wakorintho 1:21–23</w:t>
-        </w:r>
-      </w:hyperlink>
-      <w:r>
-        <w:rPr>
-          <w:lang w:val="sw_KE" w:bidi="sw_KE"/>
-        </w:rPr>
-        <w:t xml:space="preserve">; </w:t>
-      </w:r>
-      <w:hyperlink r:id="rId117">
-        <w:r>
-          <w:rPr>
-            <w:lang w:val="sw_KE" w:bidi="sw_KE"/>
-          </w:rPr>
-          <w:rPr>
-            <w:color w:val="0000EE"/>
-            <w:u w:val="single"/>
-          </w:rPr>
-          <w:t>8:9–13</w:t>
-        </w:r>
-      </w:hyperlink>
-      <w:r>
-        <w:rPr>
-          <w:lang w:val="sw_KE" w:bidi="sw_KE"/>
-        </w:rPr>
-        <w:t xml:space="preserve">; </w:t>
-      </w:r>
-      <w:hyperlink r:id="rId118">
-        <w:r>
-          <w:rPr>
-            <w:lang w:val="sw_KE" w:bidi="sw_KE"/>
-          </w:rPr>
-          <w:rPr>
-            <w:color w:val="0000EE"/>
-            <w:u w:val="single"/>
-          </w:rPr>
-          <w:t>10:31–11:1</w:t>
-        </w:r>
-      </w:hyperlink>
-      <w:r>
-        <w:rPr>
-          <w:lang w:val="sw_KE" w:bidi="sw_KE"/>
-        </w:rPr>
-        <w:t xml:space="preserve">; </w:t>
-      </w:r>
-      <w:hyperlink r:id="rId119">
-        <w:r>
-          <w:rPr>
-            <w:lang w:val="sw_KE" w:bidi="sw_KE"/>
-          </w:rPr>
-          <w:rPr>
-            <w:color w:val="0000EE"/>
-            <w:u w:val="single"/>
-          </w:rPr>
-          <w:t>2 Wakorintho 6:3</w:t>
-        </w:r>
-      </w:hyperlink>
-      <w:r>
-        <w:rPr>
-          <w:lang w:val="sw_KE" w:bidi="sw_KE"/>
-        </w:rPr>
-        <w:t xml:space="preserve">; </w:t>
-      </w:r>
-      <w:hyperlink r:id="rId120">
-        <w:r>
-          <w:rPr>
-            <w:lang w:val="sw_KE" w:bidi="sw_KE"/>
-          </w:rPr>
-          <w:rPr>
-            <w:color w:val="0000EE"/>
-            <w:u w:val="single"/>
-          </w:rPr>
-          <w:t>Wagalatia 5:11</w:t>
-        </w:r>
-      </w:hyperlink>
-      <w:r>
-        <w:rPr>
-          <w:lang w:val="sw_KE" w:bidi="sw_KE"/>
-        </w:rPr>
-        <w:t xml:space="preserve">; </w:t>
-      </w:r>
-      <w:hyperlink r:id="rId121">
-        <w:r>
-          <w:rPr>
-            <w:lang w:val="sw_KE" w:bidi="sw_KE"/>
-          </w:rPr>
-          <w:rPr>
-            <w:color w:val="0000EE"/>
-            <w:u w:val="single"/>
-          </w:rPr>
-          <w:t>1 Petro 2:5–8</w:t>
-        </w:r>
-      </w:hyperlink>
-      <w:r>
-        <w:rPr>
-          <w:lang w:val="sw_KE" w:bidi="sw_KE"/>
-        </w:rPr>
-        <w:t xml:space="preserve">; </w:t>
-      </w:r>
-      <w:hyperlink r:id="rId122">
-        <w:r>
-          <w:rPr>
-            <w:lang w:val="sw_KE" w:bidi="sw_KE"/>
-          </w:rPr>
-          <w:rPr>
-            <w:color w:val="0000EE"/>
-            <w:u w:val="single"/>
-          </w:rPr>
-          <w:t>1 Yohana 2:10</w:t>
-        </w:r>
-      </w:hyperlink>
+      <w:r>
+        <w:rPr>
+          <w:lang w:val="sw_KE" w:bidi="sw_KE"/>
+        </w:rPr>
+        <w:t>20–21</w:t>
+      </w:r>
+      <w:r>
+        <w:rPr>
+          <w:lang w:val="sw_KE" w:bidi="sw_KE"/>
+        </w:rPr>
+        <w:t xml:space="preserve">; </w:t>
+      </w:r>
+      <w:r>
+        <w:rPr>
+          <w:lang w:val="sw_KE" w:bidi="sw_KE"/>
+        </w:rPr>
+        <w:t>1 Wakorintho 1:21–23</w:t>
+      </w:r>
+      <w:r>
+        <w:rPr>
+          <w:lang w:val="sw_KE" w:bidi="sw_KE"/>
+        </w:rPr>
+        <w:t xml:space="preserve">; </w:t>
+      </w:r>
+      <w:r>
+        <w:rPr>
+          <w:lang w:val="sw_KE" w:bidi="sw_KE"/>
+        </w:rPr>
+        <w:t>8:9–13</w:t>
+      </w:r>
+      <w:r>
+        <w:rPr>
+          <w:lang w:val="sw_KE" w:bidi="sw_KE"/>
+        </w:rPr>
+        <w:t xml:space="preserve">; </w:t>
+      </w:r>
+      <w:r>
+        <w:rPr>
+          <w:lang w:val="sw_KE" w:bidi="sw_KE"/>
+        </w:rPr>
+        <w:t>10:31–11:1</w:t>
+      </w:r>
+      <w:r>
+        <w:rPr>
+          <w:lang w:val="sw_KE" w:bidi="sw_KE"/>
+        </w:rPr>
+        <w:t xml:space="preserve">; </w:t>
+      </w:r>
+      <w:r>
+        <w:rPr>
+          <w:lang w:val="sw_KE" w:bidi="sw_KE"/>
+        </w:rPr>
+        <w:t>2 Wakorintho 6:3</w:t>
+      </w:r>
+      <w:r>
+        <w:rPr>
+          <w:lang w:val="sw_KE" w:bidi="sw_KE"/>
+        </w:rPr>
+        <w:t xml:space="preserve">; </w:t>
+      </w:r>
+      <w:r>
+        <w:rPr>
+          <w:lang w:val="sw_KE" w:bidi="sw_KE"/>
+        </w:rPr>
+        <w:t>Wagalatia 5:11</w:t>
+      </w:r>
+      <w:r>
+        <w:rPr>
+          <w:lang w:val="sw_KE" w:bidi="sw_KE"/>
+        </w:rPr>
+        <w:t xml:space="preserve">; </w:t>
+      </w:r>
+      <w:r>
+        <w:rPr>
+          <w:lang w:val="sw_KE" w:bidi="sw_KE"/>
+        </w:rPr>
+        <w:t>1 Petro 2:5–8</w:t>
+      </w:r>
+      <w:r>
+        <w:rPr>
+          <w:lang w:val="sw_KE" w:bidi="sw_KE"/>
+        </w:rPr>
+        <w:t xml:space="preserve">; </w:t>
+      </w:r>
+      <w:r>
+        <w:rPr>
+          <w:lang w:val="sw_KE" w:bidi="sw_KE"/>
+        </w:rPr>
+        <w:t>1 Yohana 2:10</w:t>
+      </w:r>
       <w:r>
         <w:rPr>
           <w:lang w:val="sw_KE" w:bidi="sw_KE"/>
@@ -2854,54 +2146,36 @@
         </w:rPr>
         <w:t>Agano Jipya linasisitiza umuhimu wa Jami ya wakristo. Tamaduni zinazozingatia watu binafsi zinaweza kukosa msisitizo huu. Ingawa Mungu hubadilisha na kuwazaa upya Wakristo kiroho kama watu binafsi, hataki wabaki wakiwa wamejitenga (</w:t>
       </w:r>
-      <w:hyperlink r:id="rId123">
-        <w:r>
-          <w:rPr>
-            <w:lang w:val="sw_KE" w:bidi="sw_KE"/>
-          </w:rPr>
-          <w:rPr>
-            <w:color w:val="0000EE"/>
-            <w:u w:val="single"/>
-          </w:rPr>
-          <w:t>Yohana 3:3</w:t>
-        </w:r>
-      </w:hyperlink>
-      <w:r>
-        <w:rPr>
-          <w:lang w:val="sw_KE" w:bidi="sw_KE"/>
-        </w:rPr>
-        <w:t xml:space="preserve">; </w:t>
-      </w:r>
-      <w:hyperlink r:id="rId124">
-        <w:r>
-          <w:rPr>
-            <w:lang w:val="sw_KE" w:bidi="sw_KE"/>
-          </w:rPr>
-          <w:rPr>
-            <w:color w:val="0000EE"/>
-            <w:u w:val="single"/>
-          </w:rPr>
-          <w:t>1 Petro 1:23</w:t>
-        </w:r>
-      </w:hyperlink>
+      <w:r>
+        <w:rPr>
+          <w:lang w:val="sw_KE" w:bidi="sw_KE"/>
+        </w:rPr>
+        <w:t>Yohana 3:3</w:t>
+      </w:r>
+      <w:r>
+        <w:rPr>
+          <w:lang w:val="sw_KE" w:bidi="sw_KE"/>
+        </w:rPr>
+        <w:t xml:space="preserve">; </w:t>
+      </w:r>
+      <w:r>
+        <w:rPr>
+          <w:lang w:val="sw_KE" w:bidi="sw_KE"/>
+        </w:rPr>
+        <w:t>1 Petro 1:23</w:t>
+      </w:r>
       <w:r>
         <w:rPr>
           <w:lang w:val="sw_KE" w:bidi="sw_KE"/>
         </w:rPr>
         <w:t>). Mungu anakusudia kutuunganisha kama "mawe hai" katika "nyumba yake ya kiroho" (</w:t>
       </w:r>
-      <w:hyperlink r:id="rId125">
-        <w:r>
-          <w:rPr>
-            <w:lang w:val="sw_KE" w:bidi="sw_KE"/>
-          </w:rPr>
-          <w:rPr>
-            <w:color w:val="0000EE"/>
-            <w:u w:val="single"/>
-          </w:rPr>
-          <w:t>1 Petro 2:5</w:t>
-        </w:r>
-      </w:hyperlink>
+      <w:r>
+        <w:rPr>
+          <w:lang w:val="sw_KE" w:bidi="sw_KE"/>
+        </w:rPr>
+        <w:t>1 Petro 2:5</w:t>
+      </w:r>
       <w:r>
         <w:rPr>
           <w:lang w:val="sw_KE" w:bidi="sw_KE"/>
@@ -2922,36 +2196,24 @@
         </w:rPr>
         <w:t xml:space="preserve">Mungu anaahidi kujenga upya hekalu lake (tazama </w:t>
       </w:r>
-      <w:hyperlink r:id="rId55">
-        <w:r>
-          <w:rPr>
-            <w:lang w:val="sw_KE" w:bidi="sw_KE"/>
-          </w:rPr>
-          <w:rPr>
-            <w:color w:val="0000EE"/>
-            <w:u w:val="single"/>
-          </w:rPr>
-          <w:t>Ezekieli 40–48</w:t>
-        </w:r>
-      </w:hyperlink>
+      <w:r>
+        <w:rPr>
+          <w:lang w:val="sw_KE" w:bidi="sw_KE"/>
+        </w:rPr>
+        <w:t>Ezekieli 40–48</w:t>
+      </w:r>
       <w:r>
         <w:rPr>
           <w:lang w:val="sw_KE" w:bidi="sw_KE"/>
         </w:rPr>
         <w:t xml:space="preserve">). Anatimiza ahadi hii kwa kuishi miongoni mwa watu wake (tazama </w:t>
       </w:r>
-      <w:hyperlink r:id="rId126">
-        <w:r>
-          <w:rPr>
-            <w:lang w:val="sw_KE" w:bidi="sw_KE"/>
-          </w:rPr>
-          <w:rPr>
-            <w:color w:val="0000EE"/>
-            <w:u w:val="single"/>
-          </w:rPr>
-          <w:t>Yohana 1:14</w:t>
-        </w:r>
-      </w:hyperlink>
+      <w:r>
+        <w:rPr>
+          <w:lang w:val="sw_KE" w:bidi="sw_KE"/>
+        </w:rPr>
+        <w:t>Yohana 1:14</w:t>
+      </w:r>
       <w:r>
         <w:rPr>
           <w:lang w:val="sw_KE" w:bidi="sw_KE"/>
@@ -2966,72 +2228,48 @@
           <w:lang w:val="sw_KE" w:bidi="sw_KE"/>
         </w:rPr>
       </w:r>
-      <w:hyperlink r:id="rId127">
-        <w:r>
-          <w:rPr>
-            <w:lang w:val="sw_KE" w:bidi="sw_KE"/>
-          </w:rPr>
-          <w:rPr>
-            <w:color w:val="0000EE"/>
-            <w:u w:val="single"/>
-          </w:rPr>
-          <w:t>1 Petro 2:9</w:t>
-        </w:r>
-      </w:hyperlink>
+      <w:r>
+        <w:rPr>
+          <w:lang w:val="sw_KE" w:bidi="sw_KE"/>
+        </w:rPr>
+        <w:t>1 Petro 2:9</w:t>
+      </w:r>
       <w:r>
         <w:rPr>
           <w:lang w:val="sw_KE" w:bidi="sw_KE"/>
         </w:rPr>
         <w:t xml:space="preserve"> inafundisha kwamba kanisa sasa lina jukumu maalum sawa na lile ambalo Mungu aliwahi kuwapa Israeli. Kanisa ni “watu waliochaguliwa” (tazama </w:t>
       </w:r>
-      <w:hyperlink r:id="rId128">
-        <w:r>
-          <w:rPr>
-            <w:lang w:val="sw_KE" w:bidi="sw_KE"/>
-          </w:rPr>
-          <w:rPr>
-            <w:color w:val="0000EE"/>
-            <w:u w:val="single"/>
-          </w:rPr>
-          <w:t>Kumbukumbu la Torati 7:6</w:t>
-        </w:r>
-      </w:hyperlink>
+      <w:r>
+        <w:rPr>
+          <w:lang w:val="sw_KE" w:bidi="sw_KE"/>
+        </w:rPr>
+        <w:t>Kumbukumbu la Torati 7:6</w:t>
+      </w:r>
       <w:r>
         <w:rPr>
           <w:lang w:val="sw_KE" w:bidi="sw_KE"/>
         </w:rPr>
         <w:t xml:space="preserve">). Ni “ukuhani wa kifalme,” “taifa takatifu” (tazama </w:t>
       </w:r>
-      <w:hyperlink r:id="rId129">
-        <w:r>
-          <w:rPr>
-            <w:lang w:val="sw_KE" w:bidi="sw_KE"/>
-          </w:rPr>
-          <w:rPr>
-            <w:color w:val="0000EE"/>
-            <w:u w:val="single"/>
-          </w:rPr>
-          <w:t>Kutoka 19:6</w:t>
-        </w:r>
-      </w:hyperlink>
+      <w:r>
+        <w:rPr>
+          <w:lang w:val="sw_KE" w:bidi="sw_KE"/>
+        </w:rPr>
+        <w:t>Kutoka 19:6</w:t>
+      </w:r>
       <w:r>
         <w:rPr>
           <w:lang w:val="sw_KE" w:bidi="sw_KE"/>
         </w:rPr>
         <w:t xml:space="preserve">). Ni "milki ya Mungu mwenyewe” (tazama </w:t>
       </w:r>
-      <w:hyperlink r:id="rId130">
-        <w:r>
-          <w:rPr>
-            <w:lang w:val="sw_KE" w:bidi="sw_KE"/>
-          </w:rPr>
-          <w:rPr>
-            <w:color w:val="0000EE"/>
-            <w:u w:val="single"/>
-          </w:rPr>
-          <w:t>Kutoka 19:5</w:t>
-        </w:r>
-      </w:hyperlink>
+      <w:r>
+        <w:rPr>
+          <w:lang w:val="sw_KE" w:bidi="sw_KE"/>
+        </w:rPr>
+        <w:t>Kutoka 19:5</w:t>
+      </w:r>
       <w:r>
         <w:rPr>
           <w:lang w:val="sw_KE" w:bidi="sw_KE"/>
@@ -3052,18 +2290,12 @@
         </w:rPr>
         <w:t>Pamoja na hadhi hii maalum huja wajibu wa kushiriki ukweli kuhusu Mungu na mataifa. Kwa kuabudu pamoja na kuhudumu katika huduma mbalimbali, tunatangaza “sifa zake” (</w:t>
       </w:r>
-      <w:hyperlink r:id="rId127">
-        <w:r>
-          <w:rPr>
-            <w:lang w:val="sw_KE" w:bidi="sw_KE"/>
-          </w:rPr>
-          <w:rPr>
-            <w:color w:val="0000EE"/>
-            <w:u w:val="single"/>
-          </w:rPr>
-          <w:t>1 Petro 2:9</w:t>
-        </w:r>
-      </w:hyperlink>
+      <w:r>
+        <w:rPr>
+          <w:lang w:val="sw_KE" w:bidi="sw_KE"/>
+        </w:rPr>
+        <w:t>1 Petro 2:9</w:t>
+      </w:r>
       <w:r>
         <w:rPr>
           <w:lang w:val="sw_KE" w:bidi="sw_KE"/>
@@ -3093,252 +2325,168 @@
           <w:lang w:val="sw_KE" w:bidi="sw_KE"/>
         </w:rPr>
       </w:r>
-      <w:hyperlink r:id="rId131">
-        <w:r>
-          <w:rPr>
-            <w:lang w:val="sw_KE" w:bidi="sw_KE"/>
-          </w:rPr>
-          <w:rPr>
-            <w:color w:val="0000EE"/>
-            <w:u w:val="single"/>
-          </w:rPr>
-          <w:t>Mwanzo 12:3</w:t>
-        </w:r>
-      </w:hyperlink>
-      <w:r>
-        <w:rPr>
-          <w:lang w:val="sw_KE" w:bidi="sw_KE"/>
-        </w:rPr>
-        <w:t xml:space="preserve">; </w:t>
-      </w:r>
-      <w:hyperlink r:id="rId132">
-        <w:r>
-          <w:rPr>
-            <w:lang w:val="sw_KE" w:bidi="sw_KE"/>
-          </w:rPr>
-          <w:rPr>
-            <w:color w:val="0000EE"/>
-            <w:u w:val="single"/>
-          </w:rPr>
-          <w:t>Kutoka 19:4–6</w:t>
-        </w:r>
-      </w:hyperlink>
-      <w:r>
-        <w:rPr>
-          <w:lang w:val="sw_KE" w:bidi="sw_KE"/>
-        </w:rPr>
-        <w:t xml:space="preserve">; </w:t>
-      </w:r>
-      <w:hyperlink r:id="rId128">
-        <w:r>
-          <w:rPr>
-            <w:lang w:val="sw_KE" w:bidi="sw_KE"/>
-          </w:rPr>
-          <w:rPr>
-            <w:color w:val="0000EE"/>
-            <w:u w:val="single"/>
-          </w:rPr>
-          <w:t>Kumbukumbu la Torati 7:6</w:t>
-        </w:r>
-      </w:hyperlink>
-      <w:r>
-        <w:rPr>
-          <w:lang w:val="sw_KE" w:bidi="sw_KE"/>
-        </w:rPr>
-        <w:t xml:space="preserve">; </w:t>
-      </w:r>
-      <w:hyperlink r:id="rId133">
-        <w:r>
-          <w:rPr>
-            <w:lang w:val="sw_KE" w:bidi="sw_KE"/>
-          </w:rPr>
-          <w:rPr>
-            <w:color w:val="0000EE"/>
-            <w:u w:val="single"/>
-          </w:rPr>
-          <w:t>2 Mambo ya Nyakati 5:13–14</w:t>
-        </w:r>
-      </w:hyperlink>
-      <w:r>
-        <w:rPr>
-          <w:lang w:val="sw_KE" w:bidi="sw_KE"/>
-        </w:rPr>
-        <w:t xml:space="preserve">; </w:t>
-      </w:r>
-      <w:hyperlink r:id="rId134">
-        <w:r>
-          <w:rPr>
-            <w:lang w:val="sw_KE" w:bidi="sw_KE"/>
-          </w:rPr>
-          <w:rPr>
-            <w:color w:val="0000EE"/>
-            <w:u w:val="single"/>
-          </w:rPr>
-          <w:t>Isaya 11:1–16</w:t>
-        </w:r>
-      </w:hyperlink>
-      <w:r>
-        <w:rPr>
-          <w:lang w:val="sw_KE" w:bidi="sw_KE"/>
-        </w:rPr>
-        <w:t xml:space="preserve">; </w:t>
-      </w:r>
-      <w:hyperlink r:id="rId126">
-        <w:r>
-          <w:rPr>
-            <w:lang w:val="sw_KE" w:bidi="sw_KE"/>
-          </w:rPr>
-          <w:rPr>
-            <w:color w:val="0000EE"/>
-            <w:u w:val="single"/>
-          </w:rPr>
-          <w:t>Yohana 1:14</w:t>
-        </w:r>
-      </w:hyperlink>
-      <w:r>
-        <w:rPr>
-          <w:lang w:val="sw_KE" w:bidi="sw_KE"/>
-        </w:rPr>
-        <w:t xml:space="preserve">; </w:t>
-      </w:r>
-      <w:hyperlink r:id="rId135">
-        <w:r>
-          <w:rPr>
-            <w:lang w:val="sw_KE" w:bidi="sw_KE"/>
-          </w:rPr>
-          <w:rPr>
-            <w:color w:val="0000EE"/>
-            <w:u w:val="single"/>
-          </w:rPr>
-          <w:t>1 Wakorintho 3:9–17</w:t>
-        </w:r>
-      </w:hyperlink>
-      <w:r>
-        <w:rPr>
-          <w:lang w:val="sw_KE" w:bidi="sw_KE"/>
-        </w:rPr>
-        <w:t xml:space="preserve">; </w:t>
-      </w:r>
-      <w:hyperlink r:id="rId136">
-        <w:r>
-          <w:rPr>
-            <w:lang w:val="sw_KE" w:bidi="sw_KE"/>
-          </w:rPr>
-          <w:rPr>
-            <w:color w:val="0000EE"/>
-            <w:u w:val="single"/>
-          </w:rPr>
-          <w:t>6:19</w:t>
-        </w:r>
-      </w:hyperlink>
-      <w:r>
-        <w:rPr>
-          <w:lang w:val="sw_KE" w:bidi="sw_KE"/>
-        </w:rPr>
-        <w:t xml:space="preserve">; </w:t>
-      </w:r>
-      <w:hyperlink r:id="rId137">
-        <w:r>
-          <w:rPr>
-            <w:lang w:val="sw_KE" w:bidi="sw_KE"/>
-          </w:rPr>
-          <w:rPr>
-            <w:color w:val="0000EE"/>
-            <w:u w:val="single"/>
-          </w:rPr>
-          <w:t>2 Wakorintho 6:16–18</w:t>
-        </w:r>
-      </w:hyperlink>
-      <w:r>
-        <w:rPr>
-          <w:lang w:val="sw_KE" w:bidi="sw_KE"/>
-        </w:rPr>
-        <w:t xml:space="preserve">; </w:t>
-      </w:r>
-      <w:hyperlink r:id="rId138">
-        <w:r>
-          <w:rPr>
-            <w:lang w:val="sw_KE" w:bidi="sw_KE"/>
-          </w:rPr>
-          <w:rPr>
-            <w:color w:val="0000EE"/>
-            <w:u w:val="single"/>
-          </w:rPr>
-          <w:t>Waefeso 2:19–22</w:t>
-        </w:r>
-      </w:hyperlink>
-      <w:r>
-        <w:rPr>
-          <w:lang w:val="sw_KE" w:bidi="sw_KE"/>
-        </w:rPr>
-        <w:t xml:space="preserve">; </w:t>
-      </w:r>
-      <w:hyperlink r:id="rId139">
-        <w:r>
-          <w:rPr>
-            <w:lang w:val="sw_KE" w:bidi="sw_KE"/>
-          </w:rPr>
-          <w:rPr>
-            <w:color w:val="0000EE"/>
-            <w:u w:val="single"/>
-          </w:rPr>
-          <w:t>1 Petro 2:4–10</w:t>
-        </w:r>
-      </w:hyperlink>
-      <w:r>
-        <w:rPr>
-          <w:lang w:val="sw_KE" w:bidi="sw_KE"/>
-        </w:rPr>
-        <w:t xml:space="preserve">; </w:t>
-      </w:r>
-      <w:hyperlink r:id="rId140">
-        <w:r>
-          <w:rPr>
-            <w:lang w:val="sw_KE" w:bidi="sw_KE"/>
-          </w:rPr>
-          <w:rPr>
-            <w:color w:val="0000EE"/>
-            <w:u w:val="single"/>
-          </w:rPr>
-          <w:t>Ufunuo 3:12</w:t>
-        </w:r>
-      </w:hyperlink>
-      <w:r>
-        <w:rPr>
-          <w:lang w:val="sw_KE" w:bidi="sw_KE"/>
-        </w:rPr>
-        <w:t xml:space="preserve">; </w:t>
-      </w:r>
-      <w:hyperlink r:id="rId141">
-        <w:r>
-          <w:rPr>
-            <w:lang w:val="sw_KE" w:bidi="sw_KE"/>
-          </w:rPr>
-          <w:rPr>
-            <w:color w:val="0000EE"/>
-            <w:u w:val="single"/>
-          </w:rPr>
-          <w:t>21:1–3</w:t>
-        </w:r>
-      </w:hyperlink>
+      <w:r>
+        <w:rPr>
+          <w:lang w:val="sw_KE" w:bidi="sw_KE"/>
+        </w:rPr>
+        <w:t>Mwanzo 12:3</w:t>
+      </w:r>
+      <w:r>
+        <w:rPr>
+          <w:lang w:val="sw_KE" w:bidi="sw_KE"/>
+        </w:rPr>
+        <w:t xml:space="preserve">; </w:t>
+      </w:r>
+      <w:r>
+        <w:rPr>
+          <w:lang w:val="sw_KE" w:bidi="sw_KE"/>
+        </w:rPr>
+        <w:t>Kutoka 19:4–6</w:t>
+      </w:r>
+      <w:r>
+        <w:rPr>
+          <w:lang w:val="sw_KE" w:bidi="sw_KE"/>
+        </w:rPr>
+        <w:t xml:space="preserve">; </w:t>
+      </w:r>
+      <w:r>
+        <w:rPr>
+          <w:lang w:val="sw_KE" w:bidi="sw_KE"/>
+        </w:rPr>
+        <w:t>Kumbukumbu la Torati 7:6</w:t>
+      </w:r>
+      <w:r>
+        <w:rPr>
+          <w:lang w:val="sw_KE" w:bidi="sw_KE"/>
+        </w:rPr>
+        <w:t xml:space="preserve">; </w:t>
+      </w:r>
+      <w:r>
+        <w:rPr>
+          <w:lang w:val="sw_KE" w:bidi="sw_KE"/>
+        </w:rPr>
+        <w:t>2 Mambo ya Nyakati 5:13–14</w:t>
+      </w:r>
+      <w:r>
+        <w:rPr>
+          <w:lang w:val="sw_KE" w:bidi="sw_KE"/>
+        </w:rPr>
+        <w:t xml:space="preserve">; </w:t>
+      </w:r>
+      <w:r>
+        <w:rPr>
+          <w:lang w:val="sw_KE" w:bidi="sw_KE"/>
+        </w:rPr>
+        <w:t>Isaya 11:1–16</w:t>
+      </w:r>
+      <w:r>
+        <w:rPr>
+          <w:lang w:val="sw_KE" w:bidi="sw_KE"/>
+        </w:rPr>
+        <w:t xml:space="preserve">; </w:t>
+      </w:r>
+      <w:r>
+        <w:rPr>
+          <w:lang w:val="sw_KE" w:bidi="sw_KE"/>
+        </w:rPr>
+        <w:t>Yohana 1:14</w:t>
+      </w:r>
+      <w:r>
+        <w:rPr>
+          <w:lang w:val="sw_KE" w:bidi="sw_KE"/>
+        </w:rPr>
+        <w:t xml:space="preserve">; </w:t>
+      </w:r>
+      <w:r>
+        <w:rPr>
+          <w:lang w:val="sw_KE" w:bidi="sw_KE"/>
+        </w:rPr>
+        <w:t>1 Wakorintho 3:9–17</w:t>
+      </w:r>
+      <w:r>
+        <w:rPr>
+          <w:lang w:val="sw_KE" w:bidi="sw_KE"/>
+        </w:rPr>
+        <w:t xml:space="preserve">; </w:t>
+      </w:r>
+      <w:r>
+        <w:rPr>
+          <w:lang w:val="sw_KE" w:bidi="sw_KE"/>
+        </w:rPr>
+        <w:t>6:19</w:t>
+      </w:r>
+      <w:r>
+        <w:rPr>
+          <w:lang w:val="sw_KE" w:bidi="sw_KE"/>
+        </w:rPr>
+        <w:t xml:space="preserve">; </w:t>
+      </w:r>
+      <w:r>
+        <w:rPr>
+          <w:lang w:val="sw_KE" w:bidi="sw_KE"/>
+        </w:rPr>
+        <w:t>2 Wakorintho 6:16–18</w:t>
+      </w:r>
+      <w:r>
+        <w:rPr>
+          <w:lang w:val="sw_KE" w:bidi="sw_KE"/>
+        </w:rPr>
+        <w:t xml:space="preserve">; </w:t>
+      </w:r>
+      <w:r>
+        <w:rPr>
+          <w:lang w:val="sw_KE" w:bidi="sw_KE"/>
+        </w:rPr>
+        <w:t>Waefeso 2:19–22</w:t>
+      </w:r>
+      <w:r>
+        <w:rPr>
+          <w:lang w:val="sw_KE" w:bidi="sw_KE"/>
+        </w:rPr>
+        <w:t xml:space="preserve">; </w:t>
+      </w:r>
+      <w:r>
+        <w:rPr>
+          <w:lang w:val="sw_KE" w:bidi="sw_KE"/>
+        </w:rPr>
+        <w:t>1 Petro 2:4–10</w:t>
+      </w:r>
+      <w:r>
+        <w:rPr>
+          <w:lang w:val="sw_KE" w:bidi="sw_KE"/>
+        </w:rPr>
+        <w:t xml:space="preserve">; </w:t>
+      </w:r>
+      <w:r>
+        <w:rPr>
+          <w:lang w:val="sw_KE" w:bidi="sw_KE"/>
+        </w:rPr>
+        <w:t>Ufunuo 3:12</w:t>
+      </w:r>
+      <w:r>
+        <w:rPr>
+          <w:lang w:val="sw_KE" w:bidi="sw_KE"/>
+        </w:rPr>
+        <w:t xml:space="preserve">; </w:t>
+      </w:r>
+      <w:r>
+        <w:rPr>
+          <w:lang w:val="sw_KE" w:bidi="sw_KE"/>
+        </w:rPr>
+        <w:t>21:1–3</w:t>
+      </w:r>
       <w:r>
         <w:rPr>
           <w:lang w:val="sw_KE" w:bidi="sw_KE"/>
         </w:rPr>
         <w:t xml:space="preserve">, </w:t>
       </w:r>
-      <w:hyperlink r:id="rId142">
-        <w:r>
-          <w:rPr>
-            <w:lang w:val="sw_KE" w:bidi="sw_KE"/>
-          </w:rPr>
-          <w:rPr>
-            <w:color w:val="0000EE"/>
-            <w:u w:val="single"/>
-          </w:rPr>
-          <w:t>22</w:t>
-        </w:r>
-      </w:hyperlink>
+      <w:r>
+        <w:rPr>
+          <w:lang w:val="sw_KE" w:bidi="sw_KE"/>
+        </w:rPr>
+        <w:t>22</w:t>
+      </w:r>
       <w:r>
         <w:rPr>
           <w:lang w:val="sw_KE" w:bidi="sw_KE"/>
